--- a/resources/dist/sheets/the-battle-of-vicksburg-student-sheet-en.docx
+++ b/resources/dist/sheets/the-battle-of-vicksburg-student-sheet-en.docx
@@ -76,7 +76,7 @@
         </w:rPr>
         <w:t xml:space="preserve">Open the map in MapMaker: </w:t>
       </w:r>
-      <w:hyperlink w:history="1" r:id="rId7cegwdnbaqqhwztj_q-1u">
+      <w:hyperlink w:history="1" r:id="rIduwla3bnevnqu5ksvwtxr6">
         <w:r>
           <w:rPr>
             <w:i/>

--- a/resources/dist/sheets/the-battle-of-vicksburg-student-sheet-en.docx
+++ b/resources/dist/sheets/the-battle-of-vicksburg-student-sheet-en.docx
@@ -76,7 +76,7 @@
         </w:rPr>
         <w:t xml:space="preserve">Open the map in MapMaker: </w:t>
       </w:r>
-      <w:hyperlink w:history="1" r:id="rIduwla3bnevnqu5ksvwtxr6">
+      <w:hyperlink w:history="1" r:id="rIdgzumj0zbna4t-qyjg2gqw">
         <w:r>
           <w:rPr>
             <w:i/>

--- a/resources/dist/sheets/the-battle-of-vicksburg-student-sheet-en.docx
+++ b/resources/dist/sheets/the-battle-of-vicksburg-student-sheet-en.docx
@@ -76,7 +76,7 @@
         </w:rPr>
         <w:t xml:space="preserve">Open the map in MapMaker: </w:t>
       </w:r>
-      <w:hyperlink w:history="1" r:id="rIdgzumj0zbna4t-qyjg2gqw">
+      <w:hyperlink w:history="1" r:id="rIdhuwh1_pa9p5rdizv4nnbj">
         <w:r>
           <w:rPr>
             <w:i/>

--- a/resources/dist/sheets/the-battle-of-vicksburg-student-sheet-en.docx
+++ b/resources/dist/sheets/the-battle-of-vicksburg-student-sheet-en.docx
@@ -76,7 +76,7 @@
         </w:rPr>
         <w:t xml:space="preserve">Open the map in MapMaker: </w:t>
       </w:r>
-      <w:hyperlink w:history="1" r:id="rIdhuwh1_pa9p5rdizv4nnbj">
+      <w:hyperlink w:history="1" r:id="rIdxxzoejqjd5tzkl3vbnlgc">
         <w:r>
           <w:rPr>
             <w:i/>

--- a/resources/dist/sheets/the-battle-of-vicksburg-student-sheet-en.docx
+++ b/resources/dist/sheets/the-battle-of-vicksburg-student-sheet-en.docx
@@ -76,7 +76,7 @@
         </w:rPr>
         <w:t xml:space="preserve">Open the map in MapMaker: </w:t>
       </w:r>
-      <w:hyperlink w:history="1" r:id="rIdxxzoejqjd5tzkl3vbnlgc">
+      <w:hyperlink w:history="1" r:id="rIdtd0yz0gqyc9wfsrx0v-9y">
         <w:r>
           <w:rPr>
             <w:i/>

--- a/resources/dist/sheets/the-battle-of-vicksburg-student-sheet-en.docx
+++ b/resources/dist/sheets/the-battle-of-vicksburg-student-sheet-en.docx
@@ -76,7 +76,7 @@
         </w:rPr>
         <w:t xml:space="preserve">Open the map in MapMaker: </w:t>
       </w:r>
-      <w:hyperlink w:history="1" r:id="rIdtd0yz0gqyc9wfsrx0v-9y">
+      <w:hyperlink w:history="1" r:id="rIddmeikotc48hsopyjbqbd-">
         <w:r>
           <w:rPr>
             <w:i/>

--- a/resources/dist/sheets/the-battle-of-vicksburg-student-sheet-en.docx
+++ b/resources/dist/sheets/the-battle-of-vicksburg-student-sheet-en.docx
@@ -76,7 +76,7 @@
         </w:rPr>
         <w:t xml:space="preserve">Open the map in MapMaker: </w:t>
       </w:r>
-      <w:hyperlink w:history="1" r:id="rIddmeikotc48hsopyjbqbd-">
+      <w:hyperlink w:history="1" r:id="rIdoz66cl8rcfuphkrhcziw-">
         <w:r>
           <w:rPr>
             <w:i/>

--- a/resources/dist/sheets/the-battle-of-vicksburg-student-sheet-en.docx
+++ b/resources/dist/sheets/the-battle-of-vicksburg-student-sheet-en.docx
@@ -76,7 +76,7 @@
         </w:rPr>
         <w:t xml:space="preserve">Open the map in MapMaker: </w:t>
       </w:r>
-      <w:hyperlink w:history="1" r:id="rIdoz66cl8rcfuphkrhcziw-">
+      <w:hyperlink w:history="1" r:id="rIdvouzht98raselns25ae-m">
         <w:r>
           <w:rPr>
             <w:i/>

--- a/resources/dist/sheets/the-battle-of-vicksburg-student-sheet-en.docx
+++ b/resources/dist/sheets/the-battle-of-vicksburg-student-sheet-en.docx
@@ -76,7 +76,7 @@
         </w:rPr>
         <w:t xml:space="preserve">Open the map in MapMaker: </w:t>
       </w:r>
-      <w:hyperlink w:history="1" r:id="rIdvouzht98raselns25ae-m">
+      <w:hyperlink w:history="1" r:id="rIdzbrbmn99tpbkh1yazmbpb">
         <w:r>
           <w:rPr>
             <w:i/>

--- a/resources/dist/sheets/the-battle-of-vicksburg-student-sheet-en.docx
+++ b/resources/dist/sheets/the-battle-of-vicksburg-student-sheet-en.docx
@@ -76,7 +76,7 @@
         </w:rPr>
         <w:t xml:space="preserve">Open the map in MapMaker: </w:t>
       </w:r>
-      <w:hyperlink w:history="1" r:id="rIdzbrbmn99tpbkh1yazmbpb">
+      <w:hyperlink w:history="1" r:id="rIdjbjixuv_58vxotutc9s6r">
         <w:r>
           <w:rPr>
             <w:i/>

--- a/resources/dist/sheets/the-battle-of-vicksburg-student-sheet-en.docx
+++ b/resources/dist/sheets/the-battle-of-vicksburg-student-sheet-en.docx
@@ -76,7 +76,7 @@
         </w:rPr>
         <w:t xml:space="preserve">Open the map in MapMaker: </w:t>
       </w:r>
-      <w:hyperlink w:history="1" r:id="rIdjbjixuv_58vxotutc9s6r">
+      <w:hyperlink w:history="1" r:id="rIdxf_egvrz85ovntn8q856j">
         <w:r>
           <w:rPr>
             <w:i/>
@@ -92,6 +92,7 @@
     <w:p>
       <w:pPr>
         <w:pStyle w:val="ListParagraph"/>
+        <w:keepNext w:val="false"/>
         <w:numPr>
           <w:ilvl w:val="0"/>
           <w:numId w:val="2"/>
@@ -115,6 +116,7 @@
     </w:p>
     <w:p>
       <w:pPr>
+        <w:keepNext w:val="false"/>
         <w:pBdr>
           <w:bottom w:val="single" w:color="8A949F" w:sz="4" w:space="1"/>
         </w:pBdr>
@@ -129,6 +131,7 @@
     </w:p>
     <w:p>
       <w:pPr>
+        <w:keepNext w:val="false"/>
         <w:pBdr>
           <w:bottom w:val="single" w:color="8A949E" w:sz="4" w:space="1"/>
         </w:pBdr>
@@ -144,6 +147,7 @@
     <w:p>
       <w:pPr>
         <w:pStyle w:val="ListParagraph"/>
+        <w:keepNext w:val="false"/>
         <w:numPr>
           <w:ilvl w:val="0"/>
           <w:numId w:val="2"/>
@@ -167,6 +171,7 @@
     </w:p>
     <w:p>
       <w:pPr>
+        <w:keepNext w:val="false"/>
         <w:spacing w:before="120"/>
         <w:ind w:left="360"/>
       </w:pPr>
@@ -179,6 +184,7 @@
     </w:p>
     <w:p>
       <w:pPr>
+        <w:keepNext w:val="false"/>
         <w:pBdr>
           <w:bottom w:val="single" w:color="8A949F" w:sz="4" w:space="1"/>
         </w:pBdr>
@@ -193,6 +199,7 @@
     </w:p>
     <w:p>
       <w:pPr>
+        <w:keepNext w:val="false"/>
         <w:pBdr>
           <w:bottom w:val="single" w:color="8A949E" w:sz="4" w:space="1"/>
         </w:pBdr>
@@ -208,6 +215,7 @@
     <w:p>
       <w:pPr>
         <w:pStyle w:val="ListParagraph"/>
+        <w:keepNext w:val="false"/>
         <w:numPr>
           <w:ilvl w:val="0"/>
           <w:numId w:val="2"/>
@@ -231,6 +239,7 @@
     </w:p>
     <w:p>
       <w:pPr>
+        <w:keepNext w:val="false"/>
         <w:pBdr>
           <w:bottom w:val="single" w:color="8A949F" w:sz="4" w:space="1"/>
         </w:pBdr>
@@ -245,6 +254,7 @@
     </w:p>
     <w:p>
       <w:pPr>
+        <w:keepNext w:val="false"/>
         <w:pBdr>
           <w:bottom w:val="single" w:color="8A949E" w:sz="4" w:space="1"/>
         </w:pBdr>
@@ -260,6 +270,7 @@
     <w:p>
       <w:pPr>
         <w:pStyle w:val="ListParagraph"/>
+        <w:keepNext w:val="false"/>
         <w:numPr>
           <w:ilvl w:val="0"/>
           <w:numId w:val="2"/>
@@ -283,6 +294,7 @@
     </w:p>
     <w:p>
       <w:pPr>
+        <w:keepNext w:val="false"/>
         <w:pBdr>
           <w:bottom w:val="single" w:color="8A949F" w:sz="4" w:space="1"/>
         </w:pBdr>
@@ -297,6 +309,7 @@
     </w:p>
     <w:p>
       <w:pPr>
+        <w:keepNext w:val="false"/>
         <w:pBdr>
           <w:bottom w:val="single" w:color="8A949E" w:sz="4" w:space="1"/>
         </w:pBdr>
@@ -311,6 +324,7 @@
     </w:p>
     <w:p>
       <w:pPr>
+        <w:keepNext w:val="false"/>
         <w:spacing w:before="320"/>
       </w:pPr>
       <w:r>
@@ -330,6 +344,7 @@
     </w:p>
     <w:p>
       <w:pPr>
+        <w:keepNext w:val="false"/>
         <w:pBdr>
           <w:bottom w:val="single" w:color="8A949F" w:sz="4" w:space="1"/>
         </w:pBdr>
@@ -344,6 +359,7 @@
     </w:p>
     <w:p>
       <w:pPr>
+        <w:keepNext w:val="false"/>
         <w:pBdr>
           <w:bottom w:val="single" w:color="8A949E" w:sz="4" w:space="1"/>
         </w:pBdr>
@@ -358,6 +374,7 @@
     </w:p>
     <w:p>
       <w:pPr>
+        <w:keepNext w:val="false"/>
         <w:pBdr>
           <w:bottom w:val="single" w:color="8A949F" w:sz="4" w:space="1"/>
         </w:pBdr>
@@ -793,6 +810,25 @@
       <w:szCs w:val="36"/>
     </w:rPr>
   </w:style>
+  <w:style w:type="paragraph" w:styleId="Heading2">
+    <w:name w:val="Heading 2"/>
+    <w:basedOn w:val="Normal"/>
+    <w:next w:val="Normal"/>
+    <w:qFormat/>
+    <w:pPr>
+      <w:keepNext/>
+      <w:spacing w:after="40" w:before="180"/>
+      <w:outlineLvl w:val="1"/>
+    </w:pPr>
+    <w:rPr>
+      <w:rFonts w:ascii="Arial" w:cs="Arial" w:eastAsia="Arial" w:hAnsi="Arial"/>
+      <w:b/>
+      <w:bCs/>
+      <w:color w:val="1F1F1F"/>
+      <w:sz w:val="28"/>
+      <w:szCs w:val="28"/>
+    </w:rPr>
+  </w:style>
   <w:style w:type="paragraph" w:styleId="Subtle">
     <w:name w:val="Subtle"/>
     <w:basedOn w:val="Normal"/>

--- a/resources/dist/sheets/the-battle-of-vicksburg-student-sheet-en.docx
+++ b/resources/dist/sheets/the-battle-of-vicksburg-student-sheet-en.docx
@@ -29,7 +29,7 @@
         <w:tabs>
           <w:tab w:val="left" w:pos="5200"/>
         </w:tabs>
-        <w:spacing w:after="200" w:before="200"/>
+        <w:spacing w:after="120" w:before="120"/>
       </w:pPr>
       <w:r>
         <w:rPr>
@@ -76,7 +76,7 @@
         </w:rPr>
         <w:t xml:space="preserve">Open the map in MapMaker: </w:t>
       </w:r>
-      <w:hyperlink w:history="1" r:id="rIdxf_egvrz85ovntn8q856j">
+      <w:hyperlink w:history="1" r:id="rIdnga-k7how-cdygpx5koiq">
         <w:r>
           <w:rPr>
             <w:i/>
@@ -91,8 +91,83 @@
     </w:p>
     <w:p>
       <w:pPr>
+        <w:pStyle w:val="Heading2"/>
+      </w:pPr>
+      <w:r>
+        <w:rPr>
+          <w:lang w:val="en-US"/>
+        </w:rPr>
+        <w:t xml:space="preserve">Before you start</w:t>
+      </w:r>
+    </w:p>
+    <w:p>
+      <w:pPr>
+        <w:spacing w:after="80"/>
+      </w:pPr>
+      <w:r>
+        <w:rPr>
+          <w:lang w:val="en-US"/>
+        </w:rPr>
+        <w:t xml:space="preserve">In 1862, Union forces captured New Orleans and Memphis, two cities on the Mississippi River. Between the two, the Confederates still held part of the river, including the city of Vicksburg, Mississippi. In spring 1863, Union General Ulysses S. Grant set out to capture it.</w:t>
+      </w:r>
+    </w:p>
+    <w:p>
+      <w:pPr>
+        <w:pStyle w:val="Heading2"/>
+      </w:pPr>
+      <w:r>
+        <w:rPr>
+          <w:lang w:val="en-US"/>
+        </w:rPr>
+        <w:t xml:space="preserve">Reading the map</w:t>
+      </w:r>
+    </w:p>
+    <w:p>
+      <w:pPr>
+        <w:spacing w:after="80"/>
+      </w:pPr>
+      <w:r>
+        <w:rPr>
+          <w:lang w:val="en-US"/>
+        </w:rPr>
+        <w:t xml:space="preserve">The yellow pin is Vicksburg. Dark pins mark places on Grant's route, each with its name. Railroads are thin dark lines with short cross marks, like a track; they appear when you zoom in, and they include lines built after the war. Civil War Battlefields is off when the map opens: turn it on in Map layers. Its diamonds mark battles: blue for a Union victory, gray for a Confederate victory, yellow if neither side won.</w:t>
+      </w:r>
+    </w:p>
+    <w:p>
+      <w:pPr>
+        <w:shd w:fill="F3F3F3" w:val="clear"/>
+        <w:spacing w:after="120" w:before="60"/>
+      </w:pPr>
+      <w:r>
+        <w:rPr>
+          <w:b/>
+          <w:bCs/>
+          <w:lang w:val="en-US"/>
+        </w:rPr>
+        <w:t xml:space="preserve">Tip: </w:t>
+      </w:r>
+      <w:r>
+        <w:rPr>
+          <w:lang w:val="en-US"/>
+        </w:rPr>
+        <w:t xml:space="preserve">If a pop-up says 1 of 2 (or more), more than one thing is at that spot. Use the arrows in the pop-up to see each one.</w:t>
+      </w:r>
+    </w:p>
+    <w:p>
+      <w:pPr>
+        <w:pStyle w:val="Heading2"/>
+      </w:pPr>
+      <w:r>
+        <w:rPr>
+          <w:lang w:val="en-US"/>
+        </w:rPr>
+        <w:t xml:space="preserve">Questions</w:t>
+      </w:r>
+    </w:p>
+    <w:p>
+      <w:pPr>
         <w:pStyle w:val="ListParagraph"/>
-        <w:keepNext w:val="false"/>
+        <w:keepNext/>
         <w:numPr>
           <w:ilvl w:val="0"/>
           <w:numId w:val="2"/>
@@ -111,7 +186,37 @@
         <w:rPr>
           <w:lang w:val="en-US"/>
         </w:rPr>
-        <w:t xml:space="preserve">Open The Battle of Vicksburg bookmark. Find Vicksburg on the Mississippi River. Where does the railroad from Vicksburg lead? Why would both sides want the city?</w:t>
+        <w:t xml:space="preserve">Open The Battle of Vicksburg bookmark. Vicksburg is the yellow pin on the Mississippi River. Zoom in until the railroads appear: where does the railroad from Vicksburg lead? Why would both sides want the city?</w:t>
+      </w:r>
+    </w:p>
+    <w:p>
+      <w:pPr>
+        <w:keepNext/>
+        <w:pBdr>
+          <w:bottom w:val="single" w:color="8A949F" w:sz="4" w:space="1"/>
+        </w:pBdr>
+        <w:spacing w:before="150"/>
+      </w:pPr>
+      <w:r>
+        <w:rPr>
+          <w:lang w:val="en-US"/>
+        </w:rPr>
+        <w:t xml:space="preserve"/>
+      </w:r>
+    </w:p>
+    <w:p>
+      <w:pPr>
+        <w:keepNext/>
+        <w:pBdr>
+          <w:bottom w:val="single" w:color="8A949E" w:sz="4" w:space="1"/>
+        </w:pBdr>
+        <w:spacing w:before="150"/>
+      </w:pPr>
+      <w:r>
+        <w:rPr>
+          <w:lang w:val="en-US"/>
+        </w:rPr>
+        <w:t xml:space="preserve"/>
       </w:r>
     </w:p>
     <w:p>
@@ -120,22 +225,7 @@
         <w:pBdr>
           <w:bottom w:val="single" w:color="8A949F" w:sz="4" w:space="1"/>
         </w:pBdr>
-        <w:spacing w:before="170"/>
-      </w:pPr>
-      <w:r>
-        <w:rPr>
-          <w:lang w:val="en-US"/>
-        </w:rPr>
-        <w:t xml:space="preserve"/>
-      </w:r>
-    </w:p>
-    <w:p>
-      <w:pPr>
-        <w:keepNext w:val="false"/>
-        <w:pBdr>
-          <w:bottom w:val="single" w:color="8A949E" w:sz="4" w:space="1"/>
-        </w:pBdr>
-        <w:spacing w:before="170"/>
+        <w:spacing w:before="150"/>
       </w:pPr>
       <w:r>
         <w:rPr>
@@ -147,7 +237,7 @@
     <w:p>
       <w:pPr>
         <w:pStyle w:val="ListParagraph"/>
-        <w:keepNext w:val="false"/>
+        <w:keepNext/>
         <w:numPr>
           <w:ilvl w:val="0"/>
           <w:numId w:val="2"/>
@@ -166,12 +256,12 @@
         <w:rPr>
           <w:lang w:val="en-US"/>
         </w:rPr>
-        <w:t xml:space="preserve">Find Milliken's Bend, New Carthage, Hard Times, Bruinsburg Bend and Edwards. Which side of the river is each on? Why did Grant march south before crossing the river?</w:t>
-      </w:r>
-    </w:p>
-    <w:p>
-      <w:pPr>
-        <w:keepNext w:val="false"/>
+        <w:t xml:space="preserve">Find the dark pins for Milliken's Bend, New Carthage, Hard Times, Bruinsburg Bend and Edwards. Which side of the river is each on? Why did Grant march south before crossing the river?</w:t>
+      </w:r>
+    </w:p>
+    <w:p>
+      <w:pPr>
+        <w:keepNext/>
         <w:spacing w:before="120"/>
         <w:ind w:left="360"/>
       </w:pPr>
@@ -184,26 +274,41 @@
     </w:p>
     <w:p>
       <w:pPr>
+        <w:keepNext/>
+        <w:pBdr>
+          <w:bottom w:val="single" w:color="8A949F" w:sz="4" w:space="1"/>
+        </w:pBdr>
+        <w:spacing w:before="150"/>
+      </w:pPr>
+      <w:r>
+        <w:rPr>
+          <w:lang w:val="en-US"/>
+        </w:rPr>
+        <w:t xml:space="preserve"/>
+      </w:r>
+    </w:p>
+    <w:p>
+      <w:pPr>
+        <w:keepNext/>
+        <w:pBdr>
+          <w:bottom w:val="single" w:color="8A949E" w:sz="4" w:space="1"/>
+        </w:pBdr>
+        <w:spacing w:before="150"/>
+      </w:pPr>
+      <w:r>
+        <w:rPr>
+          <w:lang w:val="en-US"/>
+        </w:rPr>
+        <w:t xml:space="preserve"/>
+      </w:r>
+    </w:p>
+    <w:p>
+      <w:pPr>
         <w:keepNext w:val="false"/>
         <w:pBdr>
           <w:bottom w:val="single" w:color="8A949F" w:sz="4" w:space="1"/>
         </w:pBdr>
-        <w:spacing w:before="170"/>
-      </w:pPr>
-      <w:r>
-        <w:rPr>
-          <w:lang w:val="en-US"/>
-        </w:rPr>
-        <w:t xml:space="preserve"/>
-      </w:r>
-    </w:p>
-    <w:p>
-      <w:pPr>
-        <w:keepNext w:val="false"/>
-        <w:pBdr>
-          <w:bottom w:val="single" w:color="8A949E" w:sz="4" w:space="1"/>
-        </w:pBdr>
-        <w:spacing w:before="170"/>
+        <w:spacing w:before="150"/>
       </w:pPr>
       <w:r>
         <w:rPr>
@@ -215,7 +320,7 @@
     <w:p>
       <w:pPr>
         <w:pStyle w:val="ListParagraph"/>
-        <w:keepNext w:val="false"/>
+        <w:keepNext/>
         <w:numPr>
           <w:ilvl w:val="0"/>
           <w:numId w:val="2"/>
@@ -234,7 +339,67 @@
         <w:rPr>
           <w:lang w:val="en-US"/>
         </w:rPr>
-        <w:t xml:space="preserve">Turn on the Civil War Battlefields layer. Click the battles between Bruinsburg and Vicksburg and list them in order by date.</w:t>
+        <w:t xml:space="preserve">In Map layers, turn on Civil War Battlefields. Click the diamonds between Bruinsburg and Vicksburg and list the battles in order by date.</w:t>
+      </w:r>
+    </w:p>
+    <w:p>
+      <w:pPr>
+        <w:keepNext/>
+        <w:pBdr>
+          <w:bottom w:val="single" w:color="8A949F" w:sz="4" w:space="1"/>
+        </w:pBdr>
+        <w:spacing w:before="150"/>
+      </w:pPr>
+      <w:r>
+        <w:rPr>
+          <w:lang w:val="en-US"/>
+        </w:rPr>
+        <w:t xml:space="preserve"/>
+      </w:r>
+    </w:p>
+    <w:p>
+      <w:pPr>
+        <w:keepNext/>
+        <w:pBdr>
+          <w:bottom w:val="single" w:color="8A949E" w:sz="4" w:space="1"/>
+        </w:pBdr>
+        <w:spacing w:before="150"/>
+      </w:pPr>
+      <w:r>
+        <w:rPr>
+          <w:lang w:val="en-US"/>
+        </w:rPr>
+        <w:t xml:space="preserve"/>
+      </w:r>
+    </w:p>
+    <w:p>
+      <w:pPr>
+        <w:keepNext/>
+        <w:pBdr>
+          <w:bottom w:val="single" w:color="8A949F" w:sz="4" w:space="1"/>
+        </w:pBdr>
+        <w:spacing w:before="150"/>
+      </w:pPr>
+      <w:r>
+        <w:rPr>
+          <w:lang w:val="en-US"/>
+        </w:rPr>
+        <w:t xml:space="preserve"/>
+      </w:r>
+    </w:p>
+    <w:p>
+      <w:pPr>
+        <w:keepNext/>
+        <w:pBdr>
+          <w:bottom w:val="single" w:color="8A949E" w:sz="4" w:space="1"/>
+        </w:pBdr>
+        <w:spacing w:before="150"/>
+      </w:pPr>
+      <w:r>
+        <w:rPr>
+          <w:lang w:val="en-US"/>
+        </w:rPr>
+        <w:t xml:space="preserve"/>
       </w:r>
     </w:p>
     <w:p>
@@ -243,22 +408,7 @@
         <w:pBdr>
           <w:bottom w:val="single" w:color="8A949F" w:sz="4" w:space="1"/>
         </w:pBdr>
-        <w:spacing w:before="170"/>
-      </w:pPr>
-      <w:r>
-        <w:rPr>
-          <w:lang w:val="en-US"/>
-        </w:rPr>
-        <w:t xml:space="preserve"/>
-      </w:r>
-    </w:p>
-    <w:p>
-      <w:pPr>
-        <w:keepNext w:val="false"/>
-        <w:pBdr>
-          <w:bottom w:val="single" w:color="8A949E" w:sz="4" w:space="1"/>
-        </w:pBdr>
-        <w:spacing w:before="170"/>
+        <w:spacing w:before="150"/>
       </w:pPr>
       <w:r>
         <w:rPr>
@@ -270,7 +420,7 @@
     <w:p>
       <w:pPr>
         <w:pStyle w:val="ListParagraph"/>
-        <w:keepNext w:val="false"/>
+        <w:keepNext/>
         <w:numPr>
           <w:ilvl w:val="0"/>
           <w:numId w:val="2"/>
@@ -294,37 +444,52 @@
     </w:p>
     <w:p>
       <w:pPr>
+        <w:keepNext/>
+        <w:pBdr>
+          <w:bottom w:val="single" w:color="8A949F" w:sz="4" w:space="1"/>
+        </w:pBdr>
+        <w:spacing w:before="150"/>
+      </w:pPr>
+      <w:r>
+        <w:rPr>
+          <w:lang w:val="en-US"/>
+        </w:rPr>
+        <w:t xml:space="preserve"/>
+      </w:r>
+    </w:p>
+    <w:p>
+      <w:pPr>
+        <w:keepNext/>
+        <w:pBdr>
+          <w:bottom w:val="single" w:color="8A949E" w:sz="4" w:space="1"/>
+        </w:pBdr>
+        <w:spacing w:before="150"/>
+      </w:pPr>
+      <w:r>
+        <w:rPr>
+          <w:lang w:val="en-US"/>
+        </w:rPr>
+        <w:t xml:space="preserve"/>
+      </w:r>
+    </w:p>
+    <w:p>
+      <w:pPr>
         <w:keepNext w:val="false"/>
         <w:pBdr>
           <w:bottom w:val="single" w:color="8A949F" w:sz="4" w:space="1"/>
         </w:pBdr>
-        <w:spacing w:before="170"/>
-      </w:pPr>
-      <w:r>
-        <w:rPr>
-          <w:lang w:val="en-US"/>
-        </w:rPr>
-        <w:t xml:space="preserve"/>
-      </w:r>
-    </w:p>
-    <w:p>
-      <w:pPr>
-        <w:keepNext w:val="false"/>
-        <w:pBdr>
-          <w:bottom w:val="single" w:color="8A949E" w:sz="4" w:space="1"/>
-        </w:pBdr>
-        <w:spacing w:before="170"/>
-      </w:pPr>
-      <w:r>
-        <w:rPr>
-          <w:lang w:val="en-US"/>
-        </w:rPr>
-        <w:t xml:space="preserve"/>
-      </w:r>
-    </w:p>
-    <w:p>
-      <w:pPr>
-        <w:keepNext w:val="false"/>
+        <w:spacing w:before="150"/>
+      </w:pPr>
+      <w:r>
+        <w:rPr>
+          <w:lang w:val="en-US"/>
+        </w:rPr>
+        <w:t xml:space="preserve"/>
+      </w:r>
+    </w:p>
+    <w:p>
+      <w:pPr>
+        <w:keepNext/>
         <w:spacing w:before="320"/>
       </w:pPr>
       <w:r>
@@ -344,11 +509,123 @@
     </w:p>
     <w:p>
       <w:pPr>
+        <w:keepNext/>
+        <w:pBdr>
+          <w:bottom w:val="single" w:color="8A949F" w:sz="4" w:space="1"/>
+        </w:pBdr>
+        <w:spacing w:before="150"/>
+      </w:pPr>
+      <w:r>
+        <w:rPr>
+          <w:lang w:val="en-US"/>
+        </w:rPr>
+        <w:t xml:space="preserve"/>
+      </w:r>
+    </w:p>
+    <w:p>
+      <w:pPr>
+        <w:keepNext/>
+        <w:pBdr>
+          <w:bottom w:val="single" w:color="8A949E" w:sz="4" w:space="1"/>
+        </w:pBdr>
+        <w:spacing w:before="150"/>
+      </w:pPr>
+      <w:r>
+        <w:rPr>
+          <w:lang w:val="en-US"/>
+        </w:rPr>
+        <w:t xml:space="preserve"/>
+      </w:r>
+    </w:p>
+    <w:p>
+      <w:pPr>
+        <w:keepNext/>
+        <w:pBdr>
+          <w:bottom w:val="single" w:color="8A949F" w:sz="4" w:space="1"/>
+        </w:pBdr>
+        <w:spacing w:before="150"/>
+      </w:pPr>
+      <w:r>
+        <w:rPr>
+          <w:lang w:val="en-US"/>
+        </w:rPr>
+        <w:t xml:space="preserve"/>
+      </w:r>
+    </w:p>
+    <w:p>
+      <w:pPr>
+        <w:keepNext/>
+        <w:pBdr>
+          <w:bottom w:val="single" w:color="8A949E" w:sz="4" w:space="1"/>
+        </w:pBdr>
+        <w:spacing w:before="150"/>
+      </w:pPr>
+      <w:r>
+        <w:rPr>
+          <w:lang w:val="en-US"/>
+        </w:rPr>
+        <w:t xml:space="preserve"/>
+      </w:r>
+    </w:p>
+    <w:p>
+      <w:pPr>
         <w:keepNext w:val="false"/>
         <w:pBdr>
           <w:bottom w:val="single" w:color="8A949F" w:sz="4" w:space="1"/>
         </w:pBdr>
-        <w:spacing w:before="170"/>
+        <w:spacing w:before="150"/>
+      </w:pPr>
+      <w:r>
+        <w:rPr>
+          <w:lang w:val="en-US"/>
+        </w:rPr>
+        <w:t xml:space="preserve"/>
+      </w:r>
+    </w:p>
+    <w:p>
+      <w:pPr>
+        <w:pStyle w:val="Heading2"/>
+      </w:pPr>
+      <w:r>
+        <w:rPr>
+          <w:lang w:val="en-US"/>
+        </w:rPr>
+        <w:t xml:space="preserve">Looking back</w:t>
+      </w:r>
+    </w:p>
+    <w:p>
+      <w:pPr>
+        <w:keepNext/>
+      </w:pPr>
+      <w:r>
+        <w:rPr>
+          <w:lang w:val="en-US"/>
+        </w:rPr>
+        <w:t xml:space="preserve">What did the map show you about the Vicksburg campaign that you might not have noticed from reading alone?</w:t>
+      </w:r>
+    </w:p>
+    <w:p>
+      <w:pPr>
+        <w:keepNext/>
+        <w:pBdr>
+          <w:bottom w:val="single" w:color="8A949F" w:sz="4" w:space="1"/>
+        </w:pBdr>
+        <w:spacing w:before="150"/>
+      </w:pPr>
+      <w:r>
+        <w:rPr>
+          <w:lang w:val="en-US"/>
+        </w:rPr>
+        <w:t xml:space="preserve"/>
+      </w:r>
+    </w:p>
+    <w:p>
+      <w:pPr>
+        <w:keepNext/>
+        <w:pBdr>
+          <w:bottom w:val="single" w:color="8A949E" w:sz="4" w:space="1"/>
+        </w:pBdr>
+        <w:spacing w:before="150"/>
       </w:pPr>
       <w:r>
         <w:rPr>
@@ -361,36 +638,33 @@
       <w:pPr>
         <w:keepNext w:val="false"/>
         <w:pBdr>
-          <w:bottom w:val="single" w:color="8A949E" w:sz="4" w:space="1"/>
-        </w:pBdr>
-        <w:spacing w:before="170"/>
-      </w:pPr>
-      <w:r>
-        <w:rPr>
-          <w:lang w:val="en-US"/>
-        </w:rPr>
-        <w:t xml:space="preserve"/>
-      </w:r>
-    </w:p>
-    <w:p>
-      <w:pPr>
-        <w:keepNext w:val="false"/>
-        <w:pBdr>
-          <w:bottom w:val="single" w:color="8A949F" w:sz="4" w:space="1"/>
-        </w:pBdr>
-        <w:spacing w:before="170"/>
-      </w:pPr>
-      <w:r>
-        <w:rPr>
-          <w:lang w:val="en-US"/>
-        </w:rPr>
-        <w:t xml:space="preserve"/>
+          <w:bottom w:val="single" w:color="8A949F" w:sz="4" w:space="1"/>
+        </w:pBdr>
+        <w:spacing w:before="150"/>
+      </w:pPr>
+      <w:r>
+        <w:rPr>
+          <w:lang w:val="en-US"/>
+        </w:rPr>
+        <w:t xml:space="preserve"/>
+      </w:r>
+    </w:p>
+    <w:p>
+      <w:pPr>
+        <w:pStyle w:val="Credits"/>
+        <w:spacing w:before="360"/>
+      </w:pPr>
+      <w:r>
+        <w:rPr>
+          <w:lang w:val="en-US"/>
+        </w:rPr>
+        <w:t xml:space="preserve">Map data: Placed by the MapMaker team; Jeremy Atack, historical railroad data (ICPSR 36353), prepared by the MapMaker team; American Battlefield Trust.</w:t>
       </w:r>
     </w:p>
     <w:sectPr>
       <w:footerReference w:type="default" r:id="rId7"/>
       <w:pgSz w:w="12240" w:h="15840" w:orient="portrait"/>
-      <w:pgMar w:top="1080" w:right="1080" w:bottom="1080" w:left="1080" w:header="708" w:footer="500" w:gutter="0"/>
+      <w:pgMar w:top="900" w:right="1080" w:bottom="900" w:left="1080" w:header="708" w:footer="500" w:gutter="0"/>
       <w:pgNumType/>
       <w:docGrid w:linePitch="360"/>
     </w:sectPr>
@@ -449,7 +723,7 @@
       <w:rPr>
         <w:lang w:val="en-US"/>
       </w:rPr>
-      <w:t xml:space="preserve">The Battle of Vicksburg, version 0.1.0. Map data: Placed by the MapMaker team; Jeremy Atack, historical railroad data (ICPSR 36353), prepared by the MapMaker team; American Battlefield Trust.</w:t>
+      <w:t xml:space="preserve">The Battle of Vicksburg, version 0.2.0.</w:t>
     </w:r>
   </w:p>
 </w:ftr>

--- a/resources/dist/sheets/the-battle-of-vicksburg-student-sheet-en.docx
+++ b/resources/dist/sheets/the-battle-of-vicksburg-student-sheet-en.docx
@@ -76,7 +76,7 @@
         </w:rPr>
         <w:t xml:space="preserve">Open the map in MapMaker: </w:t>
       </w:r>
-      <w:hyperlink w:history="1" r:id="rIdnga-k7how-cdygpx5koiq">
+      <w:hyperlink w:history="1" r:id="rIdbm5oqporxatwqr3it9mfh">
         <w:r>
           <w:rPr>
             <w:i/>

--- a/resources/dist/sheets/the-battle-of-vicksburg-student-sheet-en.docx
+++ b/resources/dist/sheets/the-battle-of-vicksburg-student-sheet-en.docx
@@ -7,9 +7,6 @@
         <w:pStyle w:val="Heading1"/>
       </w:pPr>
       <w:r>
-        <w:rPr>
-          <w:lang w:val="en-US"/>
-        </w:rPr>
         <w:t xml:space="preserve">The Battle of Vicksburg</w:t>
       </w:r>
     </w:p>
@@ -18,30 +15,26 @@
         <w:pStyle w:val="Subtle"/>
       </w:pPr>
       <w:r>
-        <w:rPr>
-          <w:lang w:val="en-US"/>
-        </w:rPr>
         <w:t xml:space="preserve">Student sheet</w:t>
       </w:r>
     </w:p>
     <w:p>
       <w:pPr>
         <w:tabs>
-          <w:tab w:val="left" w:pos="5200"/>
+          <w:tab w:val="left" w:pos="5000" w:leader="underscore"/>
+          <w:tab w:val="left" w:pos="5600"/>
+          <w:tab w:val="left" w:pos="9400" w:leader="underscore"/>
         </w:tabs>
         <w:spacing w:after="120" w:before="120"/>
       </w:pPr>
       <w:r>
-        <w:rPr>
-          <w:lang w:val="en-US"/>
-        </w:rPr>
-        <w:t xml:space="preserve">Name: ____________________________</w:t>
-      </w:r>
-      <w:r>
-        <w:rPr>
-          <w:lang w:val="en-US"/>
-        </w:rPr>
-        <w:t xml:space="preserve">	Date: ______________</w:t>
+        <w:t xml:space="preserve">Name:</w:t>
+      </w:r>
+      <w:r>
+        <w:t xml:space="preserve">		Date:</w:t>
+      </w:r>
+      <w:r>
+        <w:t xml:space="preserve">	</w:t>
       </w:r>
     </w:p>
     <w:p>
@@ -53,37 +46,31 @@
         <w:rPr>
           <w:b/>
           <w:bCs/>
-          <w:lang w:val="en-US"/>
         </w:rPr>
         <w:t xml:space="preserve">Big question: </w:t>
       </w:r>
       <w:r>
-        <w:rPr>
-          <w:lang w:val="en-US"/>
-        </w:rPr>
         <w:t xml:space="preserve">Why did the Union need Vicksburg, and how did Grant take it?</w:t>
       </w:r>
     </w:p>
     <w:p>
       <w:pPr>
-        <w:spacing w:after="160"/>
+        <w:spacing w:after="40"/>
       </w:pPr>
       <w:r>
         <w:rPr>
           <w:i/>
           <w:iCs/>
-          <w:lang w:val="en-US"/>
         </w:rPr>
         <w:t xml:space="preserve">Open the map in MapMaker: </w:t>
       </w:r>
-      <w:hyperlink w:history="1" r:id="rIdbm5oqporxatwqr3it9mfh">
+      <w:hyperlink w:history="1" r:id="rIdi8mg0oaa3erbpibi_et8u">
         <w:r>
           <w:rPr>
             <w:i/>
             <w:iCs/>
             <w:color w:val="0A4FA8"/>
             <w:u w:val="single"/>
-            <w:lang w:val="en-US"/>
           </w:rPr>
           <w:t xml:space="preserve">The Battle of Vicksburg</w:t>
         </w:r>
@@ -91,12 +78,18 @@
     </w:p>
     <w:p>
       <w:pPr>
+        <w:pStyle w:val="Credits"/>
+        <w:spacing w:after="160"/>
+      </w:pPr>
+      <w:r>
+        <w:t xml:space="preserve">Map address: https://mpmkr.maps.arcgis.com/apps/instant/atlas/index.html?appid=0cd1cdee853c413a84bfe4b9a6931f0d&amp;webmap=1ba8cd3fc75a49a497be1137fce4c032</w:t>
+      </w:r>
+    </w:p>
+    <w:p>
+      <w:pPr>
         <w:pStyle w:val="Heading2"/>
       </w:pPr>
       <w:r>
-        <w:rPr>
-          <w:lang w:val="en-US"/>
-        </w:rPr>
         <w:t xml:space="preserve">Before you start</w:t>
       </w:r>
     </w:p>
@@ -105,9 +98,6 @@
         <w:spacing w:after="80"/>
       </w:pPr>
       <w:r>
-        <w:rPr>
-          <w:lang w:val="en-US"/>
-        </w:rPr>
         <w:t xml:space="preserve">In 1862, Union forces captured New Orleans and Memphis, two cities on the Mississippi River. Between the two, the Confederates still held part of the river, including the city of Vicksburg, Mississippi. In spring 1863, Union General Ulysses S. Grant set out to capture it.</w:t>
       </w:r>
     </w:p>
@@ -116,9 +106,6 @@
         <w:pStyle w:val="Heading2"/>
       </w:pPr>
       <w:r>
-        <w:rPr>
-          <w:lang w:val="en-US"/>
-        </w:rPr>
         <w:t xml:space="preserve">Reading the map</w:t>
       </w:r>
     </w:p>
@@ -127,10 +114,7 @@
         <w:spacing w:after="80"/>
       </w:pPr>
       <w:r>
-        <w:rPr>
-          <w:lang w:val="en-US"/>
-        </w:rPr>
-        <w:t xml:space="preserve">The yellow pin is Vicksburg. Dark pins mark places on Grant's route, each with its name. Railroads are thin dark lines with short cross marks, like a track; they appear when you zoom in, and they include lines built after the war. Civil War Battlefields is off when the map opens: turn it on in Map layers. Its diamonds mark battles: blue for a Union victory, gray for a Confederate victory, yellow if neither side won.</w:t>
+        <w:t xml:space="preserve">The yellow pin is Vicksburg. Dark pins mark places on Grant's route, each with its name. City and state names, such as Jackson and Louisiana, are part of the basemap. Railroads are thin dark lines with short cross marks, like a track; they appear when you zoom in, and they include lines built after the war. Civil War Battlefields is off when the map opens: turn it on in Map layers. Its diamonds mark battles, colored by who won: use the legend to read the result, because a battle's pop-up gives its name and dates but not the result.</w:t>
       </w:r>
     </w:p>
     <w:p>
@@ -142,14 +126,10 @@
         <w:rPr>
           <w:b/>
           <w:bCs/>
-          <w:lang w:val="en-US"/>
         </w:rPr>
         <w:t xml:space="preserve">Tip: </w:t>
       </w:r>
       <w:r>
-        <w:rPr>
-          <w:lang w:val="en-US"/>
-        </w:rPr>
         <w:t xml:space="preserve">If a pop-up says 1 of 2 (or more), more than one thing is at that spot. Use the arrows in the pop-up to see each one.</w:t>
       </w:r>
     </w:p>
@@ -158,9 +138,6 @@
         <w:pStyle w:val="Heading2"/>
       </w:pPr>
       <w:r>
-        <w:rPr>
-          <w:lang w:val="en-US"/>
-        </w:rPr>
         <w:t xml:space="preserve">Questions</w:t>
       </w:r>
     </w:p>
@@ -178,15 +155,11 @@
         <w:rPr>
           <w:b/>
           <w:bCs/>
-          <w:lang w:val="en-US"/>
         </w:rPr>
         <w:t xml:space="preserve">Why Vicksburg? </w:t>
       </w:r>
       <w:r>
-        <w:rPr>
-          <w:lang w:val="en-US"/>
-        </w:rPr>
-        <w:t xml:space="preserve">Open The Battle of Vicksburg bookmark. Vicksburg is the yellow pin on the Mississippi River. Zoom in until the railroads appear: where does the railroad from Vicksburg lead? Why would both sides want the city?</w:t>
+        <w:t xml:space="preserve">Open The Battle of Vicksburg bookmark. Vicksburg is the yellow pin on the Mississippi River. Zoom in until the railroads appear and follow the line east from Vicksburg. Find Jackson, Mississippi, on the basemap (the state capital, east of Vicksburg). Why would both sides want Vicksburg?</w:t>
       </w:r>
     </w:p>
     <w:p>
@@ -195,42 +168,21 @@
         <w:pBdr>
           <w:bottom w:val="single" w:color="8A949F" w:sz="4" w:space="1"/>
         </w:pBdr>
-        <w:spacing w:before="150"/>
-      </w:pPr>
-      <w:r>
-        <w:rPr>
-          <w:lang w:val="en-US"/>
-        </w:rPr>
-        <w:t xml:space="preserve"/>
-      </w:r>
-    </w:p>
-    <w:p>
-      <w:pPr>
-        <w:keepNext/>
+        <w:spacing w:before="130" w:line="260"/>
+      </w:pPr>
+      <w:r>
+        <w:t xml:space="preserve"/>
+      </w:r>
+    </w:p>
+    <w:p>
+      <w:pPr>
+        <w:keepNext w:val="false"/>
         <w:pBdr>
           <w:bottom w:val="single" w:color="8A949E" w:sz="4" w:space="1"/>
         </w:pBdr>
-        <w:spacing w:before="150"/>
-      </w:pPr>
-      <w:r>
-        <w:rPr>
-          <w:lang w:val="en-US"/>
-        </w:rPr>
-        <w:t xml:space="preserve"/>
-      </w:r>
-    </w:p>
-    <w:p>
-      <w:pPr>
-        <w:keepNext w:val="false"/>
-        <w:pBdr>
-          <w:bottom w:val="single" w:color="8A949F" w:sz="4" w:space="1"/>
-        </w:pBdr>
-        <w:spacing w:before="150"/>
-      </w:pPr>
-      <w:r>
-        <w:rPr>
-          <w:lang w:val="en-US"/>
-        </w:rPr>
+        <w:spacing w:before="130" w:line="260"/>
+      </w:pPr>
+      <w:r>
         <w:t xml:space="preserve"/>
       </w:r>
     </w:p>
@@ -248,14 +200,10 @@
         <w:rPr>
           <w:b/>
           <w:bCs/>
-          <w:lang w:val="en-US"/>
-        </w:rPr>
-        <w:t xml:space="preserve">Grant's route </w:t>
-      </w:r>
-      <w:r>
-        <w:rPr>
-          <w:lang w:val="en-US"/>
-        </w:rPr>
+        </w:rPr>
+        <w:t xml:space="preserve">Grant's route. </w:t>
+      </w:r>
+      <w:r>
         <w:t xml:space="preserve">Find the dark pins for Milliken's Bend, New Carthage, Hard Times, Bruinsburg Bend and Edwards. Which side of the river is each on? Why did Grant march south before crossing the river?</w:t>
       </w:r>
     </w:p>
@@ -266,10 +214,16 @@
         <w:ind w:left="360"/>
       </w:pPr>
       <w:r>
-        <w:rPr>
-          <w:lang w:val="en-US"/>
-        </w:rPr>
-        <w:t xml:space="preserve">Measure the distance from Milliken's Bend to Bruinsburg Bend: ________ miles</w:t>
+        <w:t xml:space="preserve">Measure the distance from Milliken's Bend to Bruinsburg Bend: </w:t>
+      </w:r>
+      <w:r>
+        <w:rPr>
+          <w:u w:val="single"/>
+        </w:rPr>
+        <w:t xml:space="preserve">              </w:t>
+      </w:r>
+      <w:r>
+        <w:t xml:space="preserve"> miles</w:t>
       </w:r>
     </w:p>
     <w:p>
@@ -278,42 +232,21 @@
         <w:pBdr>
           <w:bottom w:val="single" w:color="8A949F" w:sz="4" w:space="1"/>
         </w:pBdr>
-        <w:spacing w:before="150"/>
-      </w:pPr>
-      <w:r>
-        <w:rPr>
-          <w:lang w:val="en-US"/>
-        </w:rPr>
-        <w:t xml:space="preserve"/>
-      </w:r>
-    </w:p>
-    <w:p>
-      <w:pPr>
-        <w:keepNext/>
+        <w:spacing w:before="130" w:line="260"/>
+      </w:pPr>
+      <w:r>
+        <w:t xml:space="preserve"/>
+      </w:r>
+    </w:p>
+    <w:p>
+      <w:pPr>
+        <w:keepNext w:val="false"/>
         <w:pBdr>
           <w:bottom w:val="single" w:color="8A949E" w:sz="4" w:space="1"/>
         </w:pBdr>
-        <w:spacing w:before="150"/>
-      </w:pPr>
-      <w:r>
-        <w:rPr>
-          <w:lang w:val="en-US"/>
-        </w:rPr>
-        <w:t xml:space="preserve"/>
-      </w:r>
-    </w:p>
-    <w:p>
-      <w:pPr>
-        <w:keepNext w:val="false"/>
-        <w:pBdr>
-          <w:bottom w:val="single" w:color="8A949F" w:sz="4" w:space="1"/>
-        </w:pBdr>
-        <w:spacing w:before="150"/>
-      </w:pPr>
-      <w:r>
-        <w:rPr>
-          <w:lang w:val="en-US"/>
-        </w:rPr>
+        <w:spacing w:before="130" w:line="260"/>
+      </w:pPr>
+      <w:r>
         <w:t xml:space="preserve"/>
       </w:r>
     </w:p>
@@ -331,15 +264,11 @@
         <w:rPr>
           <w:b/>
           <w:bCs/>
-          <w:lang w:val="en-US"/>
-        </w:rPr>
-        <w:t xml:space="preserve">The battles of May 1863 </w:t>
-      </w:r>
-      <w:r>
-        <w:rPr>
-          <w:lang w:val="en-US"/>
-        </w:rPr>
-        <w:t xml:space="preserve">In Map layers, turn on Civil War Battlefields. Click the diamonds between Bruinsburg and Vicksburg and list the battles in order by date.</w:t>
+        </w:rPr>
+        <w:t xml:space="preserve">The battles of May 1863. </w:t>
+      </w:r>
+      <w:r>
+        <w:t xml:space="preserve">In Map layers, turn on Civil War Battlefields. Click the diamonds between Bruinsburg Bend and Vicksburg, and east toward Jackson, and list the battles in order by date.</w:t>
       </w:r>
     </w:p>
     <w:p>
@@ -348,12 +277,9 @@
         <w:pBdr>
           <w:bottom w:val="single" w:color="8A949F" w:sz="4" w:space="1"/>
         </w:pBdr>
-        <w:spacing w:before="150"/>
-      </w:pPr>
-      <w:r>
-        <w:rPr>
-          <w:lang w:val="en-US"/>
-        </w:rPr>
+        <w:spacing w:before="130" w:line="260"/>
+      </w:pPr>
+      <w:r>
         <w:t xml:space="preserve"/>
       </w:r>
     </w:p>
@@ -363,12 +289,9 @@
         <w:pBdr>
           <w:bottom w:val="single" w:color="8A949E" w:sz="4" w:space="1"/>
         </w:pBdr>
-        <w:spacing w:before="150"/>
-      </w:pPr>
-      <w:r>
-        <w:rPr>
-          <w:lang w:val="en-US"/>
-        </w:rPr>
+        <w:spacing w:before="130" w:line="260"/>
+      </w:pPr>
+      <w:r>
         <w:t xml:space="preserve"/>
       </w:r>
     </w:p>
@@ -378,42 +301,21 @@
         <w:pBdr>
           <w:bottom w:val="single" w:color="8A949F" w:sz="4" w:space="1"/>
         </w:pBdr>
-        <w:spacing w:before="150"/>
-      </w:pPr>
-      <w:r>
-        <w:rPr>
-          <w:lang w:val="en-US"/>
-        </w:rPr>
-        <w:t xml:space="preserve"/>
-      </w:r>
-    </w:p>
-    <w:p>
-      <w:pPr>
-        <w:keepNext/>
+        <w:spacing w:before="130" w:line="260"/>
+      </w:pPr>
+      <w:r>
+        <w:t xml:space="preserve"/>
+      </w:r>
+    </w:p>
+    <w:p>
+      <w:pPr>
+        <w:keepNext w:val="false"/>
         <w:pBdr>
           <w:bottom w:val="single" w:color="8A949E" w:sz="4" w:space="1"/>
         </w:pBdr>
-        <w:spacing w:before="150"/>
-      </w:pPr>
-      <w:r>
-        <w:rPr>
-          <w:lang w:val="en-US"/>
-        </w:rPr>
-        <w:t xml:space="preserve"/>
-      </w:r>
-    </w:p>
-    <w:p>
-      <w:pPr>
-        <w:keepNext w:val="false"/>
-        <w:pBdr>
-          <w:bottom w:val="single" w:color="8A949F" w:sz="4" w:space="1"/>
-        </w:pBdr>
-        <w:spacing w:before="150"/>
-      </w:pPr>
-      <w:r>
-        <w:rPr>
-          <w:lang w:val="en-US"/>
-        </w:rPr>
+        <w:spacing w:before="130" w:line="260"/>
+      </w:pPr>
+      <w:r>
         <w:t xml:space="preserve"/>
       </w:r>
     </w:p>
@@ -431,15 +333,11 @@
         <w:rPr>
           <w:b/>
           <w:bCs/>
-          <w:lang w:val="en-US"/>
-        </w:rPr>
-        <w:t xml:space="preserve">Splitting the Confederacy </w:t>
-      </w:r>
-      <w:r>
-        <w:rPr>
-          <w:lang w:val="en-US"/>
-        </w:rPr>
-        <w:t xml:space="preserve">Zoom out to see the whole Mississippi River. Vicksburg surrendered on July 4, 1863. Which Confederate states were cut off west of the river?</w:t>
+        </w:rPr>
+        <w:t xml:space="preserve">Splitting the Confederacy. </w:t>
+      </w:r>
+      <w:r>
+        <w:t xml:space="preserve">Zoom out until you can see the Mississippi River from Memphis to the Gulf of Mexico. Keep Civil War Battlefields on and click the diamond at Port Hudson, in Louisiana south of Vicksburg: when did it end? Read the state names on the basemap. Which states lie west of the river? What could the Union control once Vicksburg and Port Hudson had both fallen?</w:t>
       </w:r>
     </w:p>
     <w:p>
@@ -448,42 +346,21 @@
         <w:pBdr>
           <w:bottom w:val="single" w:color="8A949F" w:sz="4" w:space="1"/>
         </w:pBdr>
-        <w:spacing w:before="150"/>
-      </w:pPr>
-      <w:r>
-        <w:rPr>
-          <w:lang w:val="en-US"/>
-        </w:rPr>
-        <w:t xml:space="preserve"/>
-      </w:r>
-    </w:p>
-    <w:p>
-      <w:pPr>
-        <w:keepNext/>
+        <w:spacing w:before="130" w:line="260"/>
+      </w:pPr>
+      <w:r>
+        <w:t xml:space="preserve"/>
+      </w:r>
+    </w:p>
+    <w:p>
+      <w:pPr>
+        <w:keepNext w:val="false"/>
         <w:pBdr>
           <w:bottom w:val="single" w:color="8A949E" w:sz="4" w:space="1"/>
         </w:pBdr>
-        <w:spacing w:before="150"/>
-      </w:pPr>
-      <w:r>
-        <w:rPr>
-          <w:lang w:val="en-US"/>
-        </w:rPr>
-        <w:t xml:space="preserve"/>
-      </w:r>
-    </w:p>
-    <w:p>
-      <w:pPr>
-        <w:keepNext w:val="false"/>
-        <w:pBdr>
-          <w:bottom w:val="single" w:color="8A949F" w:sz="4" w:space="1"/>
-        </w:pBdr>
-        <w:spacing w:before="150"/>
-      </w:pPr>
-      <w:r>
-        <w:rPr>
-          <w:lang w:val="en-US"/>
-        </w:rPr>
+        <w:spacing w:before="130" w:line="260"/>
+      </w:pPr>
+      <w:r>
         <w:t xml:space="preserve"/>
       </w:r>
     </w:p>
@@ -496,14 +373,10 @@
         <w:rPr>
           <w:b/>
           <w:bCs/>
-          <w:lang w:val="en-US"/>
         </w:rPr>
         <w:t xml:space="preserve">Your answer: </w:t>
       </w:r>
       <w:r>
-        <w:rPr>
-          <w:lang w:val="en-US"/>
-        </w:rPr>
         <w:t xml:space="preserve">Answer the big question using evidence from at least two places on the map. You can write a paragraph, sketch on the map, or both.</w:t>
       </w:r>
     </w:p>
@@ -513,12 +386,9 @@
         <w:pBdr>
           <w:bottom w:val="single" w:color="8A949F" w:sz="4" w:space="1"/>
         </w:pBdr>
-        <w:spacing w:before="150"/>
-      </w:pPr>
-      <w:r>
-        <w:rPr>
-          <w:lang w:val="en-US"/>
-        </w:rPr>
+        <w:spacing w:before="130" w:line="260"/>
+      </w:pPr>
+      <w:r>
         <w:t xml:space="preserve"/>
       </w:r>
     </w:p>
@@ -528,136 +398,70 @@
         <w:pBdr>
           <w:bottom w:val="single" w:color="8A949E" w:sz="4" w:space="1"/>
         </w:pBdr>
-        <w:spacing w:before="150"/>
-      </w:pPr>
-      <w:r>
-        <w:rPr>
-          <w:lang w:val="en-US"/>
-        </w:rPr>
-        <w:t xml:space="preserve"/>
-      </w:r>
-    </w:p>
-    <w:p>
-      <w:pPr>
-        <w:keepNext/>
+        <w:spacing w:before="130" w:line="260"/>
+      </w:pPr>
+      <w:r>
+        <w:t xml:space="preserve"/>
+      </w:r>
+    </w:p>
+    <w:p>
+      <w:pPr>
+        <w:keepNext w:val="false"/>
         <w:pBdr>
           <w:bottom w:val="single" w:color="8A949F" w:sz="4" w:space="1"/>
         </w:pBdr>
-        <w:spacing w:before="150"/>
-      </w:pPr>
-      <w:r>
-        <w:rPr>
-          <w:lang w:val="en-US"/>
-        </w:rPr>
-        <w:t xml:space="preserve"/>
-      </w:r>
-    </w:p>
-    <w:p>
-      <w:pPr>
-        <w:keepNext/>
+        <w:spacing w:before="130" w:line="260"/>
+      </w:pPr>
+      <w:r>
+        <w:t xml:space="preserve"/>
+      </w:r>
+    </w:p>
+    <w:p>
+      <w:pPr>
+        <w:pStyle w:val="Heading2"/>
+      </w:pPr>
+      <w:r>
+        <w:t xml:space="preserve">Looking back</w:t>
+      </w:r>
+    </w:p>
+    <w:p>
+      <w:pPr>
+        <w:keepNext/>
+      </w:pPr>
+      <w:r>
+        <w:t xml:space="preserve">What did the map show you about the Vicksburg campaign that you might not have noticed from reading alone?</w:t>
+      </w:r>
+    </w:p>
+    <w:p>
+      <w:pPr>
+        <w:keepNext/>
+        <w:pBdr>
+          <w:bottom w:val="single" w:color="8A949F" w:sz="4" w:space="1"/>
+        </w:pBdr>
+        <w:spacing w:before="130" w:line="260"/>
+      </w:pPr>
+      <w:r>
+        <w:t xml:space="preserve"/>
+      </w:r>
+    </w:p>
+    <w:p>
+      <w:pPr>
+        <w:keepNext w:val="false"/>
         <w:pBdr>
           <w:bottom w:val="single" w:color="8A949E" w:sz="4" w:space="1"/>
         </w:pBdr>
-        <w:spacing w:before="150"/>
-      </w:pPr>
-      <w:r>
-        <w:rPr>
-          <w:lang w:val="en-US"/>
-        </w:rPr>
-        <w:t xml:space="preserve"/>
-      </w:r>
-    </w:p>
-    <w:p>
-      <w:pPr>
-        <w:keepNext w:val="false"/>
-        <w:pBdr>
-          <w:bottom w:val="single" w:color="8A949F" w:sz="4" w:space="1"/>
-        </w:pBdr>
-        <w:spacing w:before="150"/>
-      </w:pPr>
-      <w:r>
-        <w:rPr>
-          <w:lang w:val="en-US"/>
-        </w:rPr>
-        <w:t xml:space="preserve"/>
-      </w:r>
-    </w:p>
-    <w:p>
-      <w:pPr>
-        <w:pStyle w:val="Heading2"/>
-      </w:pPr>
-      <w:r>
-        <w:rPr>
-          <w:lang w:val="en-US"/>
-        </w:rPr>
-        <w:t xml:space="preserve">Looking back</w:t>
-      </w:r>
-    </w:p>
-    <w:p>
-      <w:pPr>
-        <w:keepNext/>
-      </w:pPr>
-      <w:r>
-        <w:rPr>
-          <w:lang w:val="en-US"/>
-        </w:rPr>
-        <w:t xml:space="preserve">What did the map show you about the Vicksburg campaign that you might not have noticed from reading alone?</w:t>
-      </w:r>
-    </w:p>
-    <w:p>
-      <w:pPr>
-        <w:keepNext/>
-        <w:pBdr>
-          <w:bottom w:val="single" w:color="8A949F" w:sz="4" w:space="1"/>
-        </w:pBdr>
-        <w:spacing w:before="150"/>
-      </w:pPr>
-      <w:r>
-        <w:rPr>
-          <w:lang w:val="en-US"/>
-        </w:rPr>
-        <w:t xml:space="preserve"/>
-      </w:r>
-    </w:p>
-    <w:p>
-      <w:pPr>
-        <w:keepNext/>
-        <w:pBdr>
-          <w:bottom w:val="single" w:color="8A949E" w:sz="4" w:space="1"/>
-        </w:pBdr>
-        <w:spacing w:before="150"/>
-      </w:pPr>
-      <w:r>
-        <w:rPr>
-          <w:lang w:val="en-US"/>
-        </w:rPr>
-        <w:t xml:space="preserve"/>
-      </w:r>
-    </w:p>
-    <w:p>
-      <w:pPr>
-        <w:keepNext w:val="false"/>
-        <w:pBdr>
-          <w:bottom w:val="single" w:color="8A949F" w:sz="4" w:space="1"/>
-        </w:pBdr>
-        <w:spacing w:before="150"/>
-      </w:pPr>
-      <w:r>
-        <w:rPr>
-          <w:lang w:val="en-US"/>
-        </w:rPr>
+        <w:spacing w:before="130" w:line="260"/>
+      </w:pPr>
+      <w:r>
         <w:t xml:space="preserve"/>
       </w:r>
     </w:p>
     <w:p>
       <w:pPr>
         <w:pStyle w:val="Credits"/>
-        <w:spacing w:before="360"/>
-      </w:pPr>
-      <w:r>
-        <w:rPr>
-          <w:lang w:val="en-US"/>
-        </w:rPr>
+        <w:spacing w:before="120"/>
+      </w:pPr>
+      <w:r>
         <w:t xml:space="preserve">Map data: Placed by the MapMaker team; Jeremy Atack, historical railroad data (ICPSR 36353), prepared by the MapMaker team; American Battlefield Trust.</w:t>
       </w:r>
     </w:p>
@@ -720,10 +524,7 @@
       <w:pStyle w:val="Credits"/>
     </w:pPr>
     <w:r>
-      <w:rPr>
-        <w:lang w:val="en-US"/>
-      </w:rPr>
-      <w:t xml:space="preserve">The Battle of Vicksburg, version 0.2.0.</w:t>
+      <w:t xml:space="preserve">The Battle of Vicksburg, 0.3.0.</w:t>
     </w:r>
   </w:p>
 </w:ftr>
@@ -887,6 +688,7 @@
         <w:rFonts w:ascii="Arial" w:cs="Arial" w:eastAsia="Arial" w:hAnsi="Arial"/>
         <w:sz w:val="24"/>
         <w:szCs w:val="24"/>
+        <w:lang w:val="en-US"/>
       </w:rPr>
     </w:rPrDefault>
     <w:pPrDefault>
@@ -910,10 +712,17 @@
     <w:basedOn w:val="Normal"/>
     <w:next w:val="Normal"/>
     <w:qFormat/>
-    <w:rPr>
-      <w:color w:val="2E74B5"/>
-      <w:sz w:val="32"/>
-      <w:szCs w:val="32"/>
+    <w:pPr>
+      <w:spacing w:after="60"/>
+      <w:outlineLvl w:val="0"/>
+    </w:pPr>
+    <w:rPr>
+      <w:rFonts w:ascii="Arial" w:cs="Arial" w:eastAsia="Arial" w:hAnsi="Arial"/>
+      <w:b/>
+      <w:bCs/>
+      <w:color w:val="1F1F1F"/>
+      <w:sz w:val="36"/>
+      <w:szCs w:val="36"/>
     </w:rPr>
   </w:style>
   <w:style w:type="paragraph" w:styleId="Heading2">
@@ -921,10 +730,18 @@
     <w:basedOn w:val="Normal"/>
     <w:next w:val="Normal"/>
     <w:qFormat/>
-    <w:rPr>
-      <w:color w:val="2E74B5"/>
-      <w:sz w:val="26"/>
-      <w:szCs w:val="26"/>
+    <w:pPr>
+      <w:keepNext/>
+      <w:spacing w:after="40" w:before="180"/>
+      <w:outlineLvl w:val="1"/>
+    </w:pPr>
+    <w:rPr>
+      <w:rFonts w:ascii="Arial" w:cs="Arial" w:eastAsia="Arial" w:hAnsi="Arial"/>
+      <w:b/>
+      <w:bCs/>
+      <w:color w:val="1F1F1F"/>
+      <w:sz w:val="28"/>
+      <w:szCs w:val="28"/>
     </w:rPr>
   </w:style>
   <w:style w:type="paragraph" w:styleId="Heading3">
@@ -932,8 +749,16 @@
     <w:basedOn w:val="Normal"/>
     <w:next w:val="Normal"/>
     <w:qFormat/>
-    <w:rPr>
-      <w:color w:val="1F4D78"/>
+    <w:pPr>
+      <w:keepNext/>
+      <w:spacing w:after="40" w:before="140"/>
+      <w:outlineLvl w:val="2"/>
+    </w:pPr>
+    <w:rPr>
+      <w:rFonts w:ascii="Arial" w:cs="Arial" w:eastAsia="Arial" w:hAnsi="Arial"/>
+      <w:b/>
+      <w:bCs/>
+      <w:color w:val="1F1F1F"/>
       <w:sz w:val="24"/>
       <w:szCs w:val="24"/>
     </w:rPr>
@@ -1066,51 +891,14 @@
       <w:szCs w:val="20"/>
     </w:rPr>
   </w:style>
-  <w:style w:type="paragraph" w:styleId="Heading1">
-    <w:name w:val="Heading 1"/>
-    <w:basedOn w:val="Normal"/>
-    <w:next w:val="Normal"/>
-    <w:qFormat/>
-    <w:pPr>
-      <w:spacing w:after="60"/>
-      <w:outlineLvl w:val="0"/>
-    </w:pPr>
-    <w:rPr>
-      <w:rFonts w:ascii="Arial" w:cs="Arial" w:eastAsia="Arial" w:hAnsi="Arial"/>
-      <w:b/>
-      <w:bCs/>
-      <w:color w:val="1F1F1F"/>
-      <w:sz w:val="36"/>
-      <w:szCs w:val="36"/>
-    </w:rPr>
-  </w:style>
-  <w:style w:type="paragraph" w:styleId="Heading2">
-    <w:name w:val="Heading 2"/>
-    <w:basedOn w:val="Normal"/>
-    <w:next w:val="Normal"/>
-    <w:qFormat/>
-    <w:pPr>
-      <w:keepNext/>
-      <w:spacing w:after="40" w:before="180"/>
-      <w:outlineLvl w:val="1"/>
-    </w:pPr>
-    <w:rPr>
-      <w:rFonts w:ascii="Arial" w:cs="Arial" w:eastAsia="Arial" w:hAnsi="Arial"/>
-      <w:b/>
-      <w:bCs/>
-      <w:color w:val="1F1F1F"/>
-      <w:sz w:val="28"/>
-      <w:szCs w:val="28"/>
-    </w:rPr>
-  </w:style>
   <w:style w:type="paragraph" w:styleId="Subtle">
     <w:name w:val="Subtle"/>
     <w:basedOn w:val="Normal"/>
     <w:rPr>
       <w:rFonts w:ascii="Arial" w:cs="Arial" w:eastAsia="Arial" w:hAnsi="Arial"/>
       <w:color w:val="555555"/>
-      <w:sz w:val="20"/>
-      <w:szCs w:val="20"/>
+      <w:sz w:val="22"/>
+      <w:szCs w:val="22"/>
     </w:rPr>
   </w:style>
   <w:style w:type="paragraph" w:styleId="Credits">
@@ -1122,8 +910,8 @@
     <w:rPr>
       <w:rFonts w:ascii="Arial" w:cs="Arial" w:eastAsia="Arial" w:hAnsi="Arial"/>
       <w:color w:val="555555"/>
-      <w:sz w:val="16"/>
-      <w:szCs w:val="16"/>
+      <w:sz w:val="18"/>
+      <w:szCs w:val="18"/>
     </w:rPr>
   </w:style>
 </w:styles>

--- a/resources/dist/sheets/the-battle-of-vicksburg-student-sheet-en.docx
+++ b/resources/dist/sheets/the-battle-of-vicksburg-student-sheet-en.docx
@@ -64,7 +64,7 @@
         </w:rPr>
         <w:t xml:space="preserve">Open the map in MapMaker: </w:t>
       </w:r>
-      <w:hyperlink w:history="1" r:id="rIdi8mg0oaa3erbpibi_et8u">
+      <w:hyperlink w:history="1" r:id="rIdtdrgccny8cxzwaae03nzm">
         <w:r>
           <w:rPr>
             <w:i/>
@@ -524,7 +524,7 @@
       <w:pStyle w:val="Credits"/>
     </w:pPr>
     <w:r>
-      <w:t xml:space="preserve">The Battle of Vicksburg, 0.3.0.</w:t>
+      <w:t xml:space="preserve">The Battle of Vicksburg, 0.3.1.</w:t>
     </w:r>
   </w:p>
 </w:ftr>

--- a/resources/dist/sheets/the-battle-of-vicksburg-student-sheet-en.docx
+++ b/resources/dist/sheets/the-battle-of-vicksburg-student-sheet-en.docx
@@ -64,7 +64,7 @@
         </w:rPr>
         <w:t xml:space="preserve">Open the map in MapMaker: </w:t>
       </w:r>
-      <w:hyperlink w:history="1" r:id="rIdtdrgccny8cxzwaae03nzm">
+      <w:hyperlink w:history="1" r:id="rIdnyav3wdo5vxxrjukxw4x1">
         <w:r>
           <w:rPr>
             <w:i/>

--- a/resources/dist/sheets/the-battle-of-vicksburg-student-sheet-en.docx
+++ b/resources/dist/sheets/the-battle-of-vicksburg-student-sheet-en.docx
@@ -64,7 +64,7 @@
         </w:rPr>
         <w:t xml:space="preserve">Open the map in MapMaker: </w:t>
       </w:r>
-      <w:hyperlink w:history="1" r:id="rIdnyav3wdo5vxxrjukxw4x1">
+      <w:hyperlink w:history="1" r:id="rIdv7xw7adrzmsmu3hr9m0dn">
         <w:r>
           <w:rPr>
             <w:i/>

--- a/resources/dist/sheets/the-battle-of-vicksburg-student-sheet-en.docx
+++ b/resources/dist/sheets/the-battle-of-vicksburg-student-sheet-en.docx
@@ -64,7 +64,7 @@
         </w:rPr>
         <w:t xml:space="preserve">Open the map in MapMaker: </w:t>
       </w:r>
-      <w:hyperlink w:history="1" r:id="rIdv7xw7adrzmsmu3hr9m0dn">
+      <w:hyperlink w:history="1" r:id="rIdoc8zvtentd9jwlekloqxk">
         <w:r>
           <w:rPr>
             <w:i/>

--- a/resources/dist/sheets/the-battle-of-vicksburg-student-sheet-en.docx
+++ b/resources/dist/sheets/the-battle-of-vicksburg-student-sheet-en.docx
@@ -64,7 +64,7 @@
         </w:rPr>
         <w:t xml:space="preserve">Open the map in MapMaker: </w:t>
       </w:r>
-      <w:hyperlink w:history="1" r:id="rIdoc8zvtentd9jwlekloqxk">
+      <w:hyperlink w:history="1" r:id="rIdnqmfpaiyp3tcnrnshbfwa">
         <w:r>
           <w:rPr>
             <w:i/>

--- a/resources/dist/sheets/the-battle-of-vicksburg-student-sheet-en.docx
+++ b/resources/dist/sheets/the-battle-of-vicksburg-student-sheet-en.docx
@@ -64,7 +64,7 @@
         </w:rPr>
         <w:t xml:space="preserve">Open the map in MapMaker: </w:t>
       </w:r>
-      <w:hyperlink w:history="1" r:id="rIdnqmfpaiyp3tcnrnshbfwa">
+      <w:hyperlink w:history="1" r:id="rIdbkfblacyd4mopiqxkiyve">
         <w:r>
           <w:rPr>
             <w:i/>
@@ -524,7 +524,7 @@
       <w:pStyle w:val="Credits"/>
     </w:pPr>
     <w:r>
-      <w:t xml:space="preserve">The Battle of Vicksburg, 0.3.1.</w:t>
+      <w:t xml:space="preserve">The Battle of Vicksburg, 0.4.0.</w:t>
     </w:r>
   </w:p>
 </w:ftr>

--- a/resources/dist/sheets/the-battle-of-vicksburg-student-sheet-en.docx
+++ b/resources/dist/sheets/the-battle-of-vicksburg-student-sheet-en.docx
@@ -64,7 +64,7 @@
         </w:rPr>
         <w:t xml:space="preserve">Open the map in MapMaker: </w:t>
       </w:r>
-      <w:hyperlink w:history="1" r:id="rIdbkfblacyd4mopiqxkiyve">
+      <w:hyperlink w:history="1" r:id="rIdzgxbmghexw8447ctib2vi">
         <w:r>
           <w:rPr>
             <w:i/>
@@ -524,7 +524,7 @@
       <w:pStyle w:val="Credits"/>
     </w:pPr>
     <w:r>
-      <w:t xml:space="preserve">The Battle of Vicksburg, 0.4.0.</w:t>
+      <w:t xml:space="preserve">The Battle of Vicksburg, 0.4.1.</w:t>
     </w:r>
   </w:p>
 </w:ftr>

--- a/resources/dist/sheets/the-battle-of-vicksburg-student-sheet-en.docx
+++ b/resources/dist/sheets/the-battle-of-vicksburg-student-sheet-en.docx
@@ -64,7 +64,7 @@
         </w:rPr>
         <w:t xml:space="preserve">Open the map in MapMaker: </w:t>
       </w:r>
-      <w:hyperlink w:history="1" r:id="rIdzgxbmghexw8447ctib2vi">
+      <w:hyperlink w:history="1" r:id="rIdsdht8tmc7omqe3erhop8d">
         <w:r>
           <w:rPr>
             <w:i/>

--- a/resources/dist/sheets/the-battle-of-vicksburg-student-sheet-en.docx
+++ b/resources/dist/sheets/the-battle-of-vicksburg-student-sheet-en.docx
@@ -64,7 +64,7 @@
         </w:rPr>
         <w:t xml:space="preserve">Open the map in MapMaker: </w:t>
       </w:r>
-      <w:hyperlink w:history="1" r:id="rIdsdht8tmc7omqe3erhop8d">
+      <w:hyperlink w:history="1" r:id="rIdf2yx8ecrwoxs4jwbh1vkw">
         <w:r>
           <w:rPr>
             <w:i/>

--- a/resources/dist/sheets/the-battle-of-vicksburg-student-sheet-en.docx
+++ b/resources/dist/sheets/the-battle-of-vicksburg-student-sheet-en.docx
@@ -64,7 +64,7 @@
         </w:rPr>
         <w:t xml:space="preserve">Open the map in MapMaker: </w:t>
       </w:r>
-      <w:hyperlink w:history="1" r:id="rIdf2yx8ecrwoxs4jwbh1vkw">
+      <w:hyperlink w:history="1" r:id="rId2np1mw-mfzplitmwthbwk">
         <w:r>
           <w:rPr>
             <w:i/>
@@ -524,7 +524,7 @@
       <w:pStyle w:val="Credits"/>
     </w:pPr>
     <w:r>
-      <w:t xml:space="preserve">The Battle of Vicksburg, 0.4.1.</w:t>
+      <w:t xml:space="preserve">The Battle of Vicksburg, 0.5.0.</w:t>
     </w:r>
   </w:p>
 </w:ftr>

--- a/resources/dist/sheets/the-battle-of-vicksburg-student-sheet-en.docx
+++ b/resources/dist/sheets/the-battle-of-vicksburg-student-sheet-en.docx
@@ -64,7 +64,7 @@
         </w:rPr>
         <w:t xml:space="preserve">Open the map in MapMaker: </w:t>
       </w:r>
-      <w:hyperlink w:history="1" r:id="rId2np1mw-mfzplitmwthbwk">
+      <w:hyperlink w:history="1" r:id="rIdwabmrxg7lldtstywlvcmg">
         <w:r>
           <w:rPr>
             <w:i/>
@@ -524,7 +524,7 @@
       <w:pStyle w:val="Credits"/>
     </w:pPr>
     <w:r>
-      <w:t xml:space="preserve">The Battle of Vicksburg, 0.5.0.</w:t>
+      <w:t xml:space="preserve">The Battle of Vicksburg, 0.5.1.</w:t>
     </w:r>
   </w:p>
 </w:ftr>

--- a/resources/dist/sheets/the-battle-of-vicksburg-student-sheet-en.docx
+++ b/resources/dist/sheets/the-battle-of-vicksburg-student-sheet-en.docx
@@ -25,7 +25,7 @@
           <w:tab w:val="left" w:pos="5600"/>
           <w:tab w:val="left" w:pos="9400" w:leader="underscore"/>
         </w:tabs>
-        <w:spacing w:after="120" w:before="120"/>
+        <w:spacing w:after="60" w:before="60"/>
       </w:pPr>
       <w:r>
         <w:t xml:space="preserve">Name:</w:t>
@@ -40,7 +40,7 @@
     <w:p>
       <w:pPr>
         <w:shd w:fill="E5EDF5" w:val="clear"/>
-        <w:spacing w:after="120"/>
+        <w:spacing w:after="80"/>
       </w:pPr>
       <w:r>
         <w:rPr>
@@ -64,7 +64,7 @@
         </w:rPr>
         <w:t xml:space="preserve">Open the map in MapMaker: </w:t>
       </w:r>
-      <w:hyperlink w:history="1" r:id="rIdwabmrxg7lldtstywlvcmg">
+      <w:hyperlink w:history="1" r:id="rIdgmiotdvypuj2w0elolt7u">
         <w:r>
           <w:rPr>
             <w:i/>
@@ -88,6 +88,7 @@
     <w:p>
       <w:pPr>
         <w:pStyle w:val="Heading2"/>
+        <w:spacing w:after="20" w:before="80"/>
       </w:pPr>
       <w:r>
         <w:t xml:space="preserve">Before you start</w:t>
@@ -104,6 +105,7 @@
     <w:p>
       <w:pPr>
         <w:pStyle w:val="Heading2"/>
+        <w:spacing w:after="20" w:before="80"/>
       </w:pPr>
       <w:r>
         <w:t xml:space="preserve">Reading the map</w:t>
@@ -136,6 +138,7 @@
     <w:p>
       <w:pPr>
         <w:pStyle w:val="Heading2"/>
+        <w:spacing w:after="20" w:before="80"/>
       </w:pPr>
       <w:r>
         <w:t xml:space="preserve">Questions</w:t>
@@ -149,17 +152,103 @@
           <w:ilvl w:val="0"/>
           <w:numId w:val="2"/>
         </w:numPr>
-        <w:spacing w:before="160"/>
-      </w:pPr>
-      <w:r>
-        <w:rPr>
-          <w:b/>
-          <w:bCs/>
-        </w:rPr>
-        <w:t xml:space="preserve">Why Vicksburg? </w:t>
-      </w:r>
-      <w:r>
-        <w:t xml:space="preserve">Open The Battle of Vicksburg bookmark. Vicksburg is the yellow pin on the Mississippi River. Zoom in until the railroads appear and follow the line east from Vicksburg. Find Jackson, Mississippi, on the basemap (the state capital, east of Vicksburg). Why would both sides want Vicksburg?</w:t>
+        <w:spacing w:after="20" w:before="100"/>
+      </w:pPr>
+      <w:r>
+        <w:rPr>
+          <w:b/>
+          <w:bCs/>
+        </w:rPr>
+        <w:t xml:space="preserve">Why Vicksburg?</w:t>
+      </w:r>
+    </w:p>
+    <w:p>
+      <w:pPr>
+        <w:keepNext/>
+        <w:spacing w:after="0"/>
+        <w:ind w:left="360"/>
+      </w:pPr>
+      <w:r>
+        <w:rPr>
+          <w:b/>
+          <w:bCs/>
+          <w:color w:val="00619B"/>
+        </w:rPr>
+        <w:t xml:space="preserve">On the map:</w:t>
+      </w:r>
+    </w:p>
+    <w:p>
+      <w:pPr>
+        <w:keepNext/>
+        <w:spacing w:after="0" w:line="230"/>
+        <w:ind w:left="720" w:hanging="300"/>
+      </w:pPr>
+      <w:r>
+        <w:rPr>
+          <w:sz w:val="22"/>
+          <w:szCs w:val="22"/>
+        </w:rPr>
+        <w:t xml:space="preserve">1.	Open The Battle of Vicksburg bookmark.</w:t>
+      </w:r>
+    </w:p>
+    <w:p>
+      <w:pPr>
+        <w:keepNext/>
+        <w:spacing w:after="0" w:line="230"/>
+        <w:ind w:left="720" w:hanging="300"/>
+      </w:pPr>
+      <w:r>
+        <w:rPr>
+          <w:sz w:val="22"/>
+          <w:szCs w:val="22"/>
+        </w:rPr>
+        <w:t xml:space="preserve">2.	Find Vicksburg, the yellow pin on the Mississippi River.</w:t>
+      </w:r>
+    </w:p>
+    <w:p>
+      <w:pPr>
+        <w:keepNext/>
+        <w:spacing w:after="0" w:line="230"/>
+        <w:ind w:left="720" w:hanging="300"/>
+      </w:pPr>
+      <w:r>
+        <w:rPr>
+          <w:sz w:val="22"/>
+          <w:szCs w:val="22"/>
+        </w:rPr>
+        <w:t xml:space="preserve">3.	Zoom in until the railroads appear and follow the line east from Vicksburg.</w:t>
+      </w:r>
+    </w:p>
+    <w:p>
+      <w:pPr>
+        <w:keepNext/>
+        <w:spacing w:after="0" w:line="230"/>
+        <w:ind w:left="720" w:hanging="300"/>
+      </w:pPr>
+      <w:r>
+        <w:rPr>
+          <w:sz w:val="22"/>
+          <w:szCs w:val="22"/>
+        </w:rPr>
+        <w:t xml:space="preserve">4.	Find Jackson, Mississippi, on the basemap (the state capital, east of Vicksburg).</w:t>
+      </w:r>
+    </w:p>
+    <w:p>
+      <w:pPr>
+        <w:keepNext/>
+        <w:spacing w:before="40"/>
+        <w:ind w:left="360"/>
+      </w:pPr>
+      <w:r>
+        <w:rPr>
+          <w:b/>
+          <w:bCs/>
+          <w:color w:val="00619B"/>
+        </w:rPr>
+        <w:t xml:space="preserve">Answer: </w:t>
+      </w:r>
+      <w:r>
+        <w:t xml:space="preserve">Why would both sides want Vicksburg?</w:t>
       </w:r>
     </w:p>
     <w:p>
@@ -168,7 +257,7 @@
         <w:pBdr>
           <w:bottom w:val="single" w:color="8A949F" w:sz="4" w:space="1"/>
         </w:pBdr>
-        <w:spacing w:before="130" w:line="260"/>
+        <w:spacing w:before="80" w:line="240"/>
       </w:pPr>
       <w:r>
         <w:t xml:space="preserve"/>
@@ -180,7 +269,7 @@
         <w:pBdr>
           <w:bottom w:val="single" w:color="8A949E" w:sz="4" w:space="1"/>
         </w:pBdr>
-        <w:spacing w:before="130" w:line="260"/>
+        <w:spacing w:before="80" w:line="240"/>
       </w:pPr>
       <w:r>
         <w:t xml:space="preserve"/>
@@ -194,26 +283,98 @@
           <w:ilvl w:val="0"/>
           <w:numId w:val="2"/>
         </w:numPr>
-        <w:spacing w:before="160"/>
-      </w:pPr>
-      <w:r>
-        <w:rPr>
-          <w:b/>
-          <w:bCs/>
-        </w:rPr>
-        <w:t xml:space="preserve">Grant's route. </w:t>
-      </w:r>
-      <w:r>
-        <w:t xml:space="preserve">Find the dark pins for Milliken's Bend, New Carthage, Hard Times, Bruinsburg Bend and Edwards. Which side of the river is each on? Why did Grant march south before crossing the river?</w:t>
-      </w:r>
-    </w:p>
-    <w:p>
-      <w:pPr>
-        <w:keepNext/>
-        <w:spacing w:before="120"/>
+        <w:spacing w:after="20" w:before="100"/>
+      </w:pPr>
+      <w:r>
+        <w:rPr>
+          <w:b/>
+          <w:bCs/>
+        </w:rPr>
+        <w:t xml:space="preserve">Grant's route</w:t>
+      </w:r>
+    </w:p>
+    <w:p>
+      <w:pPr>
+        <w:keepNext/>
+        <w:spacing w:after="0"/>
         <w:ind w:left="360"/>
       </w:pPr>
       <w:r>
+        <w:rPr>
+          <w:b/>
+          <w:bCs/>
+          <w:color w:val="00619B"/>
+        </w:rPr>
+        <w:t xml:space="preserve">On the map:</w:t>
+      </w:r>
+    </w:p>
+    <w:p>
+      <w:pPr>
+        <w:keepNext/>
+        <w:spacing w:after="0" w:line="230"/>
+        <w:ind w:left="720" w:hanging="300"/>
+      </w:pPr>
+      <w:r>
+        <w:rPr>
+          <w:sz w:val="22"/>
+          <w:szCs w:val="22"/>
+        </w:rPr>
+        <w:t xml:space="preserve">1.	Find the dark pins for Milliken's Bend, New Carthage, Hard Times, Bruinsburg Bend and Edwards.</w:t>
+      </w:r>
+    </w:p>
+    <w:p>
+      <w:pPr>
+        <w:keepNext/>
+        <w:spacing w:after="0" w:line="230"/>
+        <w:ind w:left="720" w:hanging="300"/>
+      </w:pPr>
+      <w:r>
+        <w:rPr>
+          <w:sz w:val="22"/>
+          <w:szCs w:val="22"/>
+        </w:rPr>
+        <w:t xml:space="preserve">2.	Check which side of the river each pin is on.</w:t>
+      </w:r>
+    </w:p>
+    <w:p>
+      <w:pPr>
+        <w:keepNext/>
+        <w:spacing w:after="0" w:line="230"/>
+        <w:ind w:left="720" w:hanging="300"/>
+      </w:pPr>
+      <w:r>
+        <w:rPr>
+          <w:sz w:val="22"/>
+          <w:szCs w:val="22"/>
+        </w:rPr>
+        <w:t xml:space="preserve">3.	Use Measure for the distance from Milliken's Bend to Bruinsburg Bend.</w:t>
+      </w:r>
+    </w:p>
+    <w:p>
+      <w:pPr>
+        <w:keepNext/>
+        <w:spacing w:before="40"/>
+        <w:ind w:left="360"/>
+      </w:pPr>
+      <w:r>
+        <w:rPr>
+          <w:b/>
+          <w:bCs/>
+          <w:color w:val="00619B"/>
+        </w:rPr>
+        <w:t xml:space="preserve">Answer: </w:t>
+      </w:r>
+      <w:r>
+        <w:t xml:space="preserve">Which side of the river is each place on? Why did Grant march south before crossing the river?</w:t>
+      </w:r>
+    </w:p>
+    <w:p>
+      <w:pPr>
+        <w:keepNext/>
+        <w:spacing w:before="60"/>
+        <w:ind w:left="360"/>
+      </w:pPr>
+      <w:r>
         <w:t xml:space="preserve">Measure the distance from Milliken's Bend to Bruinsburg Bend: </w:t>
       </w:r>
       <w:r>
@@ -232,7 +393,7 @@
         <w:pBdr>
           <w:bottom w:val="single" w:color="8A949F" w:sz="4" w:space="1"/>
         </w:pBdr>
-        <w:spacing w:before="130" w:line="260"/>
+        <w:spacing w:before="80" w:line="240"/>
       </w:pPr>
       <w:r>
         <w:t xml:space="preserve"/>
@@ -244,7 +405,7 @@
         <w:pBdr>
           <w:bottom w:val="single" w:color="8A949E" w:sz="4" w:space="1"/>
         </w:pBdr>
-        <w:spacing w:before="130" w:line="260"/>
+        <w:spacing w:before="80" w:line="240"/>
       </w:pPr>
       <w:r>
         <w:t xml:space="preserve"/>
@@ -258,17 +419,89 @@
           <w:ilvl w:val="0"/>
           <w:numId w:val="2"/>
         </w:numPr>
-        <w:spacing w:before="160"/>
-      </w:pPr>
-      <w:r>
-        <w:rPr>
-          <w:b/>
-          <w:bCs/>
-        </w:rPr>
-        <w:t xml:space="preserve">The battles of May 1863. </w:t>
-      </w:r>
-      <w:r>
-        <w:t xml:space="preserve">In Map layers, turn on Civil War Battlefields. Click the diamonds between Bruinsburg Bend and Vicksburg, and east toward Jackson, and list the battles in order by date.</w:t>
+        <w:spacing w:after="20" w:before="100"/>
+      </w:pPr>
+      <w:r>
+        <w:rPr>
+          <w:b/>
+          <w:bCs/>
+        </w:rPr>
+        <w:t xml:space="preserve">The battles of May 1863</w:t>
+      </w:r>
+    </w:p>
+    <w:p>
+      <w:pPr>
+        <w:keepNext/>
+        <w:spacing w:after="0"/>
+        <w:ind w:left="360"/>
+      </w:pPr>
+      <w:r>
+        <w:rPr>
+          <w:b/>
+          <w:bCs/>
+          <w:color w:val="00619B"/>
+        </w:rPr>
+        <w:t xml:space="preserve">On the map:</w:t>
+      </w:r>
+    </w:p>
+    <w:p>
+      <w:pPr>
+        <w:keepNext/>
+        <w:spacing w:after="0" w:line="230"/>
+        <w:ind w:left="720" w:hanging="300"/>
+      </w:pPr>
+      <w:r>
+        <w:rPr>
+          <w:sz w:val="22"/>
+          <w:szCs w:val="22"/>
+        </w:rPr>
+        <w:t xml:space="preserve">1.	In Map layers, turn on Civil War Battlefields.</w:t>
+      </w:r>
+    </w:p>
+    <w:p>
+      <w:pPr>
+        <w:keepNext/>
+        <w:spacing w:after="0" w:line="230"/>
+        <w:ind w:left="720" w:hanging="300"/>
+      </w:pPr>
+      <w:r>
+        <w:rPr>
+          <w:sz w:val="22"/>
+          <w:szCs w:val="22"/>
+        </w:rPr>
+        <w:t xml:space="preserve">2.	Click the diamonds between Bruinsburg Bend and Vicksburg and read their dates.</w:t>
+      </w:r>
+    </w:p>
+    <w:p>
+      <w:pPr>
+        <w:keepNext/>
+        <w:spacing w:after="0" w:line="230"/>
+        <w:ind w:left="720" w:hanging="300"/>
+      </w:pPr>
+      <w:r>
+        <w:rPr>
+          <w:sz w:val="22"/>
+          <w:szCs w:val="22"/>
+        </w:rPr>
+        <w:t xml:space="preserve">3.	Click the diamonds east toward Jackson and read their dates.</w:t>
+      </w:r>
+    </w:p>
+    <w:p>
+      <w:pPr>
+        <w:keepNext/>
+        <w:spacing w:before="40"/>
+        <w:ind w:left="360"/>
+      </w:pPr>
+      <w:r>
+        <w:rPr>
+          <w:b/>
+          <w:bCs/>
+          <w:color w:val="00619B"/>
+        </w:rPr>
+        <w:t xml:space="preserve">Answer: </w:t>
+      </w:r>
+      <w:r>
+        <w:t xml:space="preserve">Which battles were fought between Bruinsburg Bend, Vicksburg and Jackson? List them in order by date.</w:t>
       </w:r>
     </w:p>
     <w:p>
@@ -277,7 +510,7 @@
         <w:pBdr>
           <w:bottom w:val="single" w:color="8A949F" w:sz="4" w:space="1"/>
         </w:pBdr>
-        <w:spacing w:before="130" w:line="260"/>
+        <w:spacing w:before="80" w:line="240"/>
       </w:pPr>
       <w:r>
         <w:t xml:space="preserve"/>
@@ -289,7 +522,7 @@
         <w:pBdr>
           <w:bottom w:val="single" w:color="8A949E" w:sz="4" w:space="1"/>
         </w:pBdr>
-        <w:spacing w:before="130" w:line="260"/>
+        <w:spacing w:before="80" w:line="240"/>
       </w:pPr>
       <w:r>
         <w:t xml:space="preserve"/>
@@ -301,7 +534,7 @@
         <w:pBdr>
           <w:bottom w:val="single" w:color="8A949F" w:sz="4" w:space="1"/>
         </w:pBdr>
-        <w:spacing w:before="130" w:line="260"/>
+        <w:spacing w:before="80" w:line="240"/>
       </w:pPr>
       <w:r>
         <w:t xml:space="preserve"/>
@@ -313,7 +546,7 @@
         <w:pBdr>
           <w:bottom w:val="single" w:color="8A949E" w:sz="4" w:space="1"/>
         </w:pBdr>
-        <w:spacing w:before="130" w:line="260"/>
+        <w:spacing w:before="80" w:line="240"/>
       </w:pPr>
       <w:r>
         <w:t xml:space="preserve"/>
@@ -327,6 +560,132 @@
           <w:ilvl w:val="0"/>
           <w:numId w:val="2"/>
         </w:numPr>
+        <w:spacing w:after="20" w:before="100"/>
+      </w:pPr>
+      <w:r>
+        <w:rPr>
+          <w:b/>
+          <w:bCs/>
+        </w:rPr>
+        <w:t xml:space="preserve">Splitting the Confederacy</w:t>
+      </w:r>
+    </w:p>
+    <w:p>
+      <w:pPr>
+        <w:keepNext/>
+        <w:spacing w:after="0"/>
+        <w:ind w:left="360"/>
+      </w:pPr>
+      <w:r>
+        <w:rPr>
+          <w:b/>
+          <w:bCs/>
+          <w:color w:val="00619B"/>
+        </w:rPr>
+        <w:t xml:space="preserve">On the map:</w:t>
+      </w:r>
+    </w:p>
+    <w:p>
+      <w:pPr>
+        <w:keepNext/>
+        <w:spacing w:after="0" w:line="230"/>
+        <w:ind w:left="720" w:hanging="300"/>
+      </w:pPr>
+      <w:r>
+        <w:rPr>
+          <w:sz w:val="22"/>
+          <w:szCs w:val="22"/>
+        </w:rPr>
+        <w:t xml:space="preserve">1.	Zoom out until you can see the Mississippi River from Memphis to the Gulf of Mexico.</w:t>
+      </w:r>
+    </w:p>
+    <w:p>
+      <w:pPr>
+        <w:keepNext/>
+        <w:spacing w:after="0" w:line="230"/>
+        <w:ind w:left="720" w:hanging="300"/>
+      </w:pPr>
+      <w:r>
+        <w:rPr>
+          <w:sz w:val="22"/>
+          <w:szCs w:val="22"/>
+        </w:rPr>
+        <w:t xml:space="preserve">2.	Keep Civil War Battlefields on and click the diamond at Port Hudson, in Louisiana south of Vicksburg.</w:t>
+      </w:r>
+    </w:p>
+    <w:p>
+      <w:pPr>
+        <w:keepNext/>
+        <w:spacing w:after="0" w:line="230"/>
+        <w:ind w:left="720" w:hanging="300"/>
+      </w:pPr>
+      <w:r>
+        <w:rPr>
+          <w:sz w:val="22"/>
+          <w:szCs w:val="22"/>
+        </w:rPr>
+        <w:t xml:space="preserve">3.	Read when the siege of Port Hudson ended.</w:t>
+      </w:r>
+    </w:p>
+    <w:p>
+      <w:pPr>
+        <w:keepNext/>
+        <w:spacing w:after="0" w:line="230"/>
+        <w:ind w:left="720" w:hanging="300"/>
+      </w:pPr>
+      <w:r>
+        <w:rPr>
+          <w:sz w:val="22"/>
+          <w:szCs w:val="22"/>
+        </w:rPr>
+        <w:t xml:space="preserve">4.	Read the state names on the basemap.</w:t>
+      </w:r>
+    </w:p>
+    <w:p>
+      <w:pPr>
+        <w:keepNext/>
+        <w:spacing w:before="40"/>
+        <w:ind w:left="360"/>
+      </w:pPr>
+      <w:r>
+        <w:rPr>
+          <w:b/>
+          <w:bCs/>
+          <w:color w:val="00619B"/>
+        </w:rPr>
+        <w:t xml:space="preserve">Answer: </w:t>
+      </w:r>
+      <w:r>
+        <w:t xml:space="preserve">When did Port Hudson end? Which states lie west of the river? What could the Union control once Vicksburg and Port Hudson had both fallen?</w:t>
+      </w:r>
+    </w:p>
+    <w:p>
+      <w:pPr>
+        <w:keepNext/>
+        <w:pBdr>
+          <w:bottom w:val="single" w:color="8A949F" w:sz="4" w:space="1"/>
+        </w:pBdr>
+        <w:spacing w:before="80" w:line="240"/>
+      </w:pPr>
+      <w:r>
+        <w:t xml:space="preserve"/>
+      </w:r>
+    </w:p>
+    <w:p>
+      <w:pPr>
+        <w:keepNext w:val="false"/>
+        <w:pBdr>
+          <w:bottom w:val="single" w:color="8A949E" w:sz="4" w:space="1"/>
+        </w:pBdr>
+        <w:spacing w:before="80" w:line="240"/>
+      </w:pPr>
+      <w:r>
+        <w:t xml:space="preserve"/>
+      </w:r>
+    </w:p>
+    <w:p>
+      <w:pPr>
+        <w:keepNext/>
         <w:spacing w:before="160"/>
       </w:pPr>
       <w:r>
@@ -334,10 +693,10 @@
           <w:b/>
           <w:bCs/>
         </w:rPr>
-        <w:t xml:space="preserve">Splitting the Confederacy. </w:t>
-      </w:r>
-      <w:r>
-        <w:t xml:space="preserve">Zoom out until you can see the Mississippi River from Memphis to the Gulf of Mexico. Keep Civil War Battlefields on and click the diamond at Port Hudson, in Louisiana south of Vicksburg: when did it end? Read the state names on the basemap. Which states lie west of the river? What could the Union control once Vicksburg and Port Hudson had both fallen?</w:t>
+        <w:t xml:space="preserve">Your answer: </w:t>
+      </w:r>
+      <w:r>
+        <w:t xml:space="preserve">Answer the big question using evidence from at least two places on the map. You can write a paragraph, sketch on the map, or both.</w:t>
       </w:r>
     </w:p>
     <w:p>
@@ -346,7 +705,19 @@
         <w:pBdr>
           <w:bottom w:val="single" w:color="8A949F" w:sz="4" w:space="1"/>
         </w:pBdr>
-        <w:spacing w:before="130" w:line="260"/>
+        <w:spacing w:before="80" w:line="240"/>
+      </w:pPr>
+      <w:r>
+        <w:t xml:space="preserve"/>
+      </w:r>
+    </w:p>
+    <w:p>
+      <w:pPr>
+        <w:keepNext/>
+        <w:pBdr>
+          <w:bottom w:val="single" w:color="8A949E" w:sz="4" w:space="1"/>
+        </w:pBdr>
+        <w:spacing w:before="80" w:line="240"/>
       </w:pPr>
       <w:r>
         <w:t xml:space="preserve"/>
@@ -356,52 +727,29 @@
       <w:pPr>
         <w:keepNext w:val="false"/>
         <w:pBdr>
-          <w:bottom w:val="single" w:color="8A949E" w:sz="4" w:space="1"/>
-        </w:pBdr>
-        <w:spacing w:before="130" w:line="260"/>
-      </w:pPr>
-      <w:r>
-        <w:t xml:space="preserve"/>
-      </w:r>
-    </w:p>
-    <w:p>
-      <w:pPr>
-        <w:keepNext/>
-        <w:spacing w:before="320"/>
-      </w:pPr>
-      <w:r>
-        <w:rPr>
-          <w:b/>
-          <w:bCs/>
-        </w:rPr>
-        <w:t xml:space="preserve">Your answer: </w:t>
-      </w:r>
-      <w:r>
-        <w:t xml:space="preserve">Answer the big question using evidence from at least two places on the map. You can write a paragraph, sketch on the map, or both.</w:t>
-      </w:r>
-    </w:p>
-    <w:p>
-      <w:pPr>
-        <w:keepNext/>
-        <w:pBdr>
           <w:bottom w:val="single" w:color="8A949F" w:sz="4" w:space="1"/>
         </w:pBdr>
-        <w:spacing w:before="130" w:line="260"/>
-      </w:pPr>
-      <w:r>
-        <w:t xml:space="preserve"/>
-      </w:r>
-    </w:p>
-    <w:p>
-      <w:pPr>
-        <w:keepNext/>
-        <w:pBdr>
-          <w:bottom w:val="single" w:color="8A949E" w:sz="4" w:space="1"/>
-        </w:pBdr>
-        <w:spacing w:before="130" w:line="260"/>
-      </w:pPr>
-      <w:r>
-        <w:t xml:space="preserve"/>
+        <w:spacing w:before="80" w:line="240"/>
+      </w:pPr>
+      <w:r>
+        <w:t xml:space="preserve"/>
+      </w:r>
+    </w:p>
+    <w:p>
+      <w:pPr>
+        <w:pStyle w:val="Heading2"/>
+        <w:spacing w:after="20" w:before="80"/>
+      </w:pPr>
+      <w:r>
+        <w:t xml:space="preserve">Looking back</w:t>
+      </w:r>
+    </w:p>
+    <w:p>
+      <w:pPr>
+        <w:keepNext/>
+      </w:pPr>
+      <w:r>
+        <w:t xml:space="preserve">What did the map show you about the Vicksburg campaign that you might not have noticed from reading alone?</w:t>
       </w:r>
     </w:p>
     <w:p>
@@ -410,47 +758,7 @@
         <w:pBdr>
           <w:bottom w:val="single" w:color="8A949F" w:sz="4" w:space="1"/>
         </w:pBdr>
-        <w:spacing w:before="130" w:line="260"/>
-      </w:pPr>
-      <w:r>
-        <w:t xml:space="preserve"/>
-      </w:r>
-    </w:p>
-    <w:p>
-      <w:pPr>
-        <w:pStyle w:val="Heading2"/>
-      </w:pPr>
-      <w:r>
-        <w:t xml:space="preserve">Looking back</w:t>
-      </w:r>
-    </w:p>
-    <w:p>
-      <w:pPr>
-        <w:keepNext/>
-      </w:pPr>
-      <w:r>
-        <w:t xml:space="preserve">What did the map show you about the Vicksburg campaign that you might not have noticed from reading alone?</w:t>
-      </w:r>
-    </w:p>
-    <w:p>
-      <w:pPr>
-        <w:keepNext/>
-        <w:pBdr>
-          <w:bottom w:val="single" w:color="8A949F" w:sz="4" w:space="1"/>
-        </w:pBdr>
-        <w:spacing w:before="130" w:line="260"/>
-      </w:pPr>
-      <w:r>
-        <w:t xml:space="preserve"/>
-      </w:r>
-    </w:p>
-    <w:p>
-      <w:pPr>
-        <w:keepNext w:val="false"/>
-        <w:pBdr>
-          <w:bottom w:val="single" w:color="8A949E" w:sz="4" w:space="1"/>
-        </w:pBdr>
-        <w:spacing w:before="130" w:line="260"/>
+        <w:spacing w:before="80" w:line="240"/>
       </w:pPr>
       <w:r>
         <w:t xml:space="preserve"/>
@@ -459,9 +767,13 @@
     <w:p>
       <w:pPr>
         <w:pStyle w:val="Credits"/>
-        <w:spacing w:before="120"/>
-      </w:pPr>
-      <w:r>
+        <w:spacing w:before="60" w:line="190"/>
+      </w:pPr>
+      <w:r>
+        <w:rPr>
+          <w:sz w:val="16"/>
+          <w:szCs w:val="16"/>
+        </w:rPr>
         <w:t xml:space="preserve">Map data: Placed by the MapMaker team; Jeremy Atack, historical railroad data (ICPSR 36353), prepared by the MapMaker team; American Battlefield Trust.</w:t>
       </w:r>
     </w:p>
@@ -524,7 +836,7 @@
       <w:pStyle w:val="Credits"/>
     </w:pPr>
     <w:r>
-      <w:t xml:space="preserve">The Battle of Vicksburg, 0.5.1.</w:t>
+      <w:t xml:space="preserve">The Battle of Vicksburg, 0.6.0.</w:t>
     </w:r>
   </w:p>
 </w:ftr>

--- a/resources/dist/sheets/the-battle-of-vicksburg-student-sheet-en.docx
+++ b/resources/dist/sheets/the-battle-of-vicksburg-student-sheet-en.docx
@@ -64,7 +64,7 @@
         </w:rPr>
         <w:t xml:space="preserve">Open the map in MapMaker: </w:t>
       </w:r>
-      <w:hyperlink w:history="1" r:id="rIdgmiotdvypuj2w0elolt7u">
+      <w:hyperlink w:history="1" r:id="rIdpi_fcz0zqnrtl8byg4ugb">
         <w:r>
           <w:rPr>
             <w:i/>
@@ -836,7 +836,7 @@
       <w:pStyle w:val="Credits"/>
     </w:pPr>
     <w:r>
-      <w:t xml:space="preserve">The Battle of Vicksburg, 0.6.0.</w:t>
+      <w:t xml:space="preserve">The Battle of Vicksburg, 0.7.0.</w:t>
     </w:r>
   </w:p>
 </w:ftr>

--- a/resources/dist/sheets/the-battle-of-vicksburg-student-sheet-en.docx
+++ b/resources/dist/sheets/the-battle-of-vicksburg-student-sheet-en.docx
@@ -64,7 +64,7 @@
         </w:rPr>
         <w:t xml:space="preserve">Open the map in MapMaker: </w:t>
       </w:r>
-      <w:hyperlink w:history="1" r:id="rIdpi_fcz0zqnrtl8byg4ugb">
+      <w:hyperlink w:history="1" r:id="rIdokzy5n30nc07xrrya0tok">
         <w:r>
           <w:rPr>
             <w:i/>

--- a/resources/dist/sheets/the-battle-of-vicksburg-student-sheet-en.docx
+++ b/resources/dist/sheets/the-battle-of-vicksburg-student-sheet-en.docx
@@ -64,7 +64,7 @@
         </w:rPr>
         <w:t xml:space="preserve">Open the map in MapMaker: </w:t>
       </w:r>
-      <w:hyperlink w:history="1" r:id="rIdokzy5n30nc07xrrya0tok">
+      <w:hyperlink w:history="1" r:id="rIddur6nqxobddcfhhttrjn6">
         <w:r>
           <w:rPr>
             <w:i/>

--- a/resources/dist/sheets/the-battle-of-vicksburg-student-sheet-en.docx
+++ b/resources/dist/sheets/the-battle-of-vicksburg-student-sheet-en.docx
@@ -62,9 +62,9 @@
           <w:i/>
           <w:iCs/>
         </w:rPr>
-        <w:t xml:space="preserve">Open the map in MapMaker: </w:t>
-      </w:r>
-      <w:hyperlink w:history="1" r:id="rIddur6nqxobddcfhhttrjn6">
+        <w:t xml:space="preserve">Open the map: </w:t>
+      </w:r>
+      <w:hyperlink w:history="1" r:id="rIdnk3f6wlruwkchht3masy5">
         <w:r>
           <w:rPr>
             <w:i/>
@@ -82,7 +82,7 @@
         <w:spacing w:after="160"/>
       </w:pPr>
       <w:r>
-        <w:t xml:space="preserve">Map address: https://mpmkr.maps.arcgis.com/apps/instant/atlas/index.html?appid=0cd1cdee853c413a84bfe4b9a6931f0d&amp;webmap=1ba8cd3fc75a49a497be1137fce4c032</w:t>
+        <w:t xml:space="preserve">Map address: https://www.arcgis.com/apps/instant/atlas/index.html?appid=0cd1cdee853c413a84bfe4b9a6931f0d&amp;webmap=1ba8cd3fc75a49a497be1137fce4c032</w:t>
       </w:r>
     </w:p>
     <w:p>

--- a/resources/dist/sheets/the-battle-of-vicksburg-student-sheet-en.docx
+++ b/resources/dist/sheets/the-battle-of-vicksburg-student-sheet-en.docx
@@ -64,7 +64,7 @@
         </w:rPr>
         <w:t xml:space="preserve">Open the map: </w:t>
       </w:r>
-      <w:hyperlink w:history="1" r:id="rIdnk3f6wlruwkchht3masy5">
+      <w:hyperlink w:history="1" r:id="rIdhfja-tvggwbul-tuq8rte">
         <w:r>
           <w:rPr>
             <w:i/>

--- a/resources/dist/sheets/the-battle-of-vicksburg-student-sheet-en.docx
+++ b/resources/dist/sheets/the-battle-of-vicksburg-student-sheet-en.docx
@@ -64,7 +64,7 @@
         </w:rPr>
         <w:t xml:space="preserve">Open the map: </w:t>
       </w:r>
-      <w:hyperlink w:history="1" r:id="rIdhfja-tvggwbul-tuq8rte">
+      <w:hyperlink w:history="1" r:id="rIdhkdxlickqvc7rbxk8zw2k">
         <w:r>
           <w:rPr>
             <w:i/>

--- a/resources/dist/sheets/the-battle-of-vicksburg-student-sheet-en.docx
+++ b/resources/dist/sheets/the-battle-of-vicksburg-student-sheet-en.docx
@@ -64,7 +64,7 @@
         </w:rPr>
         <w:t xml:space="preserve">Open the map: </w:t>
       </w:r>
-      <w:hyperlink w:history="1" r:id="rIdhkdxlickqvc7rbxk8zw2k">
+      <w:hyperlink w:history="1" r:id="rIdfj35e2k7zhlvah63kumib">
         <w:r>
           <w:rPr>
             <w:i/>
@@ -836,7 +836,7 @@
       <w:pStyle w:val="Credits"/>
     </w:pPr>
     <w:r>
-      <w:t xml:space="preserve">The Battle of Vicksburg, 0.7.0.</w:t>
+      <w:t xml:space="preserve">The Battle of Vicksburg, 0.7.1.</w:t>
     </w:r>
   </w:p>
 </w:ftr>

--- a/resources/dist/sheets/the-battle-of-vicksburg-student-sheet-en.docx
+++ b/resources/dist/sheets/the-battle-of-vicksburg-student-sheet-en.docx
@@ -55,7 +55,7 @@
     </w:p>
     <w:p>
       <w:pPr>
-        <w:spacing w:after="40"/>
+        <w:spacing w:after="160"/>
       </w:pPr>
       <w:r>
         <w:rPr>
@@ -64,7 +64,7 @@
         </w:rPr>
         <w:t xml:space="preserve">Open the map: </w:t>
       </w:r>
-      <w:hyperlink w:history="1" r:id="rIdfj35e2k7zhlvah63kumib">
+      <w:hyperlink w:history="1" r:id="rIdlz_e-vdi4fdwxnk9wyapq">
         <w:r>
           <w:rPr>
             <w:i/>
@@ -78,15 +78,6 @@
     </w:p>
     <w:p>
       <w:pPr>
-        <w:pStyle w:val="Credits"/>
-        <w:spacing w:after="160"/>
-      </w:pPr>
-      <w:r>
-        <w:t xml:space="preserve">Map address: https://www.arcgis.com/apps/instant/atlas/index.html?appid=0cd1cdee853c413a84bfe4b9a6931f0d&amp;webmap=1ba8cd3fc75a49a497be1137fce4c032</w:t>
-      </w:r>
-    </w:p>
-    <w:p>
-      <w:pPr>
         <w:pStyle w:val="Heading2"/>
         <w:spacing w:after="20" w:before="80"/>
       </w:pPr>
@@ -762,19 +753,6 @@
       </w:pPr>
       <w:r>
         <w:t xml:space="preserve"/>
-      </w:r>
-    </w:p>
-    <w:p>
-      <w:pPr>
-        <w:pStyle w:val="Credits"/>
-        <w:spacing w:before="60" w:line="190"/>
-      </w:pPr>
-      <w:r>
-        <w:rPr>
-          <w:sz w:val="16"/>
-          <w:szCs w:val="16"/>
-        </w:rPr>
-        <w:t xml:space="preserve">Map data: Placed by the MapMaker team; Jeremy Atack, historical railroad data (ICPSR 36353), prepared by the MapMaker team; American Battlefield Trust.</w:t>
       </w:r>
     </w:p>
     <w:sectPr>

--- a/resources/dist/sheets/the-battle-of-vicksburg-student-sheet-en.docx
+++ b/resources/dist/sheets/the-battle-of-vicksburg-student-sheet-en.docx
@@ -64,7 +64,7 @@
         </w:rPr>
         <w:t xml:space="preserve">Open the map: </w:t>
       </w:r>
-      <w:hyperlink w:history="1" r:id="rIdlz_e-vdi4fdwxnk9wyapq">
+      <w:hyperlink w:history="1" r:id="rIdh4_3fd60yyqor3lve2z1h">
         <w:r>
           <w:rPr>
             <w:i/>

--- a/resources/dist/sheets/the-battle-of-vicksburg-student-sheet-en.docx
+++ b/resources/dist/sheets/the-battle-of-vicksburg-student-sheet-en.docx
@@ -64,7 +64,7 @@
         </w:rPr>
         <w:t xml:space="preserve">Open the map: </w:t>
       </w:r>
-      <w:hyperlink w:history="1" r:id="rIdh4_3fd60yyqor3lve2z1h">
+      <w:hyperlink w:history="1" r:id="rIduhx3yiy0bftyccmgt4svx">
         <w:r>
           <w:rPr>
             <w:i/>
@@ -814,7 +814,7 @@
       <w:pStyle w:val="Credits"/>
     </w:pPr>
     <w:r>
-      <w:t xml:space="preserve">The Battle of Vicksburg, 0.7.1.</w:t>
+      <w:t xml:space="preserve">The Battle of Vicksburg, 0.7.2.</w:t>
     </w:r>
   </w:p>
 </w:ftr>

--- a/resources/dist/sheets/the-battle-of-vicksburg-student-sheet-en.docx
+++ b/resources/dist/sheets/the-battle-of-vicksburg-student-sheet-en.docx
@@ -64,7 +64,7 @@
         </w:rPr>
         <w:t xml:space="preserve">Open the map: </w:t>
       </w:r>
-      <w:hyperlink w:history="1" r:id="rIduhx3yiy0bftyccmgt4svx">
+      <w:hyperlink w:history="1" r:id="rId7dakh0lddnbs2mv6wtr5h">
         <w:r>
           <w:rPr>
             <w:i/>

--- a/resources/dist/sheets/the-battle-of-vicksburg-student-sheet-en.docx
+++ b/resources/dist/sheets/the-battle-of-vicksburg-student-sheet-en.docx
@@ -64,7 +64,7 @@
         </w:rPr>
         <w:t xml:space="preserve">Open the map: </w:t>
       </w:r>
-      <w:hyperlink w:history="1" r:id="rId7dakh0lddnbs2mv6wtr5h">
+      <w:hyperlink w:history="1" r:id="rIdwsuznmcfxvzbei_in28uk">
         <w:r>
           <w:rPr>
             <w:i/>

--- a/resources/dist/sheets/the-battle-of-vicksburg-student-sheet-en.docx
+++ b/resources/dist/sheets/the-battle-of-vicksburg-student-sheet-en.docx
@@ -64,7 +64,7 @@
         </w:rPr>
         <w:t xml:space="preserve">Open the map: </w:t>
       </w:r>
-      <w:hyperlink w:history="1" r:id="rIdwsuznmcfxvzbei_in28uk">
+      <w:hyperlink w:history="1" r:id="rId-jsxodb24cn42uxaabekc">
         <w:r>
           <w:rPr>
             <w:i/>
